--- a/docs/Project_Report.docx
+++ b/docs/Project_Report.docx
@@ -9,11 +9,9 @@
       <w:r>
         <w:rPr>
           <w:b/>
-          <w:sz w:val="44"/>
+          <w:sz w:val="48"/>
         </w:rPr>
-        <w:t>Agentic AI Pipeline for Automated Bug Detection</w:t>
-        <w:br/>
-        <w:t>and Fixing in Video Games Using LangGraph</w:t>
+        <w:t>PROBLEM STATEMENT — GAMEQUEST AI</w:t>
       </w:r>
     </w:p>
     <w:p>
@@ -24,10 +22,25 @@
         <w:rPr>
           <w:sz w:val="28"/>
         </w:rPr>
-        <w:t>Project Report</w:t>
+        <w:t>Multi-Agent AI System for Investigating NPC Quest-State Bugs in Video Games</w:t>
+      </w:r>
+    </w:p>
+    <w:p>
+      <w:pPr>
+        <w:jc w:val="center"/>
+      </w:pPr>
+      <w:r>
+        <w:rPr>
+          <w:sz w:val="22"/>
+        </w:rPr>
+        <w:t>Name &amp; PRN – Meet Shah 24070126112, Mohit Mayank Shrivastava 24070126116</w:t>
+        <w:br/>
+        <w:t>Class – AIML B</w:t>
+        <w:br/>
+        <w:t>Symbiosis Institute of Technology</w:t>
         <w:br/>
         <w:br/>
-        <w:t>Academic Proof of Concept</w:t>
+        <w:t>GitHub: https://github.com/meetshah141106/GameQuest-AI.git</w:t>
       </w:r>
     </w:p>
     <w:p>
@@ -40,7 +53,7 @@
         <w:pStyle w:val="Heading1"/>
       </w:pPr>
       <w:r>
-        <w:t>Abstract</w:t>
+        <w:t>Domain</w:t>
       </w:r>
     </w:p>
     <w:p>
@@ -49,15 +62,7 @@
           <w:b w:val="0"/>
           <w:sz w:val="22"/>
         </w:rPr>
-        <w:t>This report presents an Agentic AI pipeline for automated bug detection, root cause analysis, and fixing in video-game code. The system uses LangGraph to orchestrate five specialised agents — Bug Detector, Root Cause Analyser, Fix Generator, Test Verifier, and Decision Agent — through a structured state graph with normal edges, conditional routing, and a controlled retry loop. The proof of concept demonstrates the pipeline on three intentionally buggy game modules (player health, inventory capacity, and enemy AI state management), achieving successful automated detection, patching, and verification for all three scenarios without requiring any API key.</w:t>
-      </w:r>
-    </w:p>
-    <w:p>
-      <w:pPr>
-        <w:pStyle w:val="Heading1"/>
-      </w:pPr>
-      <w:r>
-        <w:t>1. Introduction</w:t>
+        <w:t>Game Development and Software Quality Assurance (QA)</w:t>
       </w:r>
     </w:p>
     <w:p>
@@ -66,18 +71,18 @@
           <w:b w:val="0"/>
           <w:sz w:val="22"/>
         </w:rPr>
-        <w:t>Video-game development involves complex interactions between game logic, physics engines, collision detection, player controls, inventory systems, enemy behaviour, quests, and rendering pipelines. Bugs in these systems can cause crashes, incorrect gameplay, unexpected behaviour, and poor player experiences. Traditional debugging workflows require developers to manually reproduce issues, inspect logs, trace execution paths, locate the underlying cause, implement a correction, and run regression tests.</w:t>
+        <w:t>Game development involves the design, implementation, testing, and maintenance of interactive systems. Modern video games contain interconnected components such as player inventories, quest-management systems, event handlers, NPC interactions, dialogue systems, and game-state management. These components must work together correctly to provide a consistent gameplay experience.</w:t>
         <w:br/>
         <w:br/>
-        <w:t>This project proposes an Agentic AI pipeline that divides the debugging process into specialised agents coordinated through LangGraph. Each agent performs a distinct task, passes structured results to subsequent agents, and participates in a controlled workflow that can retry failed fixes or request human intervention.</w:t>
+        <w:t>Software Quality Assurance (QA) plays an important role in identifying defects, validating game mechanics, and ensuring that game features behave as intended. Testing quest progression is particularly important because a defect in one component can affect multiple interconnected systems.</w:t>
       </w:r>
     </w:p>
     <w:p>
       <w:pPr>
-        <w:pStyle w:val="Heading1"/>
+        <w:pStyle w:val="Heading2"/>
       </w:pPr>
       <w:r>
-        <w:t>2. Problem Statement</w:t>
+        <w:t>Why This Domain Was Selected</w:t>
       </w:r>
     </w:p>
     <w:p>
@@ -86,7 +91,10 @@
           <w:b w:val="0"/>
           <w:sz w:val="22"/>
         </w:rPr>
-        <w:t>Game developers spend significant time on manual bug diagnosis. Boundary-condition errors, state-management bugs, and logic errors are common and often require deep knowledge of multiple interacting systems. No standardised pipeline exists for automated game-bug diagnosis and patching. There is a need for a structured, safe, and transparent agentic workflow that can detect bugs, analyse root causes, generate targeted fixes, test them, and route failures appropriately.</w:t>
+        <w:t>The game development domain was selected because it provides a practical environment for demonstrating how multiple AI agents can collaborate to solve a technical problem. Quest-state bugs are suitable for a Proof of Concept because they can be reproduced using synthetic data, investigated through structured event traces, and validated using executable test cases.</w:t>
+        <w:br/>
+        <w:br/>
+        <w:t>The domain also provides a meaningful use case for LangGraph, as the investigation process involves sequential execution, conditional decision-making, evidence-based analysis, validation, and feedback loops.</w:t>
       </w:r>
     </w:p>
     <w:p>
@@ -94,7 +102,39 @@
         <w:pStyle w:val="Heading1"/>
       </w:pPr>
       <w:r>
-        <w:t>3. Objectives</w:t>
+        <w:t>Problem Statement</w:t>
+      </w:r>
+    </w:p>
+    <w:p>
+      <w:r>
+        <w:rPr>
+          <w:b w:val="0"/>
+          <w:sz w:val="22"/>
+        </w:rPr>
+        <w:t>In video games, quest systems coordinate multiple components, including player inventory, in-game events, quest progression, and Non-Player Character (NPC) dialogue. A defect in the interaction between these components can cause inconsistent game states and prevent quests from progressing correctly.</w:t>
+        <w:br/>
+        <w:br/>
+        <w:t>For example, a player collects all three crystals required for a quest, and the inventory correctly displays 3/3 crystals collected. However, the quest-giver NPC continues to say, "You need three crystals!", and the quest remains incomplete. This inconsistency may result from issues such as stale quest-state data, missing event handlers, incorrect completion conditions, or improper event sequencing.</w:t>
+        <w:br/>
+        <w:br/>
+        <w:t>Traditionally, identifying such defects requires developers and QA testers to reproduce the issue manually, inspect game-event logs, compare expected and actual states, identify the probable root cause, and create regression tests. This process can be time-consuming, particularly when several game components interact and the underlying cause is not immediately apparent.</w:t>
+      </w:r>
+    </w:p>
+    <w:p>
+      <w:pPr>
+        <w:pStyle w:val="Heading2"/>
+      </w:pPr>
+      <w:r>
+        <w:t>The Crystal Quest That Will Not Complete</w:t>
+      </w:r>
+    </w:p>
+    <w:p>
+      <w:r>
+        <w:rPr>
+          <w:b/>
+          <w:sz w:val="22"/>
+        </w:rPr>
+        <w:t>Expected Behaviour:</w:t>
       </w:r>
     </w:p>
     <w:p>
@@ -102,7 +142,7 @@
         <w:pStyle w:val="ListBullet"/>
       </w:pPr>
       <w:r>
-        <w:t>Accept game-related bug reports, error logs, and relevant source code.</w:t>
+        <w:t>Player collects three crystals.</w:t>
       </w:r>
     </w:p>
     <w:p>
@@ -110,7 +150,7 @@
         <w:pStyle w:val="ListBullet"/>
       </w:pPr>
       <w:r>
-        <w:t>Identify likely bugs using deterministic analysis.</w:t>
+        <w:t>Inventory updates to 3/3.</w:t>
       </w:r>
     </w:p>
     <w:p>
@@ -118,7 +158,7 @@
         <w:pStyle w:val="ListBullet"/>
       </w:pPr>
       <w:r>
-        <w:t>Analyse the probable root cause of detected bugs.</w:t>
+        <w:t>Quest manager registers completion.</w:t>
       </w:r>
     </w:p>
     <w:p>
@@ -126,7 +166,16 @@
         <w:pStyle w:val="ListBullet"/>
       </w:pPr>
       <w:r>
-        <w:t>Generate a targeted code patch.</w:t>
+        <w:t>NPC acknowledges and advances the quest.</w:t>
+      </w:r>
+    </w:p>
+    <w:p>
+      <w:r>
+        <w:rPr>
+          <w:b/>
+          <w:sz w:val="22"/>
+        </w:rPr>
+        <w:t>Buggy Behaviour:</w:t>
       </w:r>
     </w:p>
     <w:p>
@@ -134,7 +183,7 @@
         <w:pStyle w:val="ListBullet"/>
       </w:pPr>
       <w:r>
-        <w:t>Apply fixes safely to a temporary copy of the sample project.</w:t>
+        <w:t>Player collects three crystals.</w:t>
       </w:r>
     </w:p>
     <w:p>
@@ -142,7 +191,7 @@
         <w:pStyle w:val="ListBullet"/>
       </w:pPr>
       <w:r>
-        <w:t>Execute automated tests against the proposed fix.</w:t>
+        <w:t>Inventory correctly shows 3/3.</w:t>
       </w:r>
     </w:p>
     <w:p>
@@ -150,7 +199,7 @@
         <w:pStyle w:val="ListBullet"/>
       </w:pPr>
       <w:r>
-        <w:t>Detect whether the fix passes or fails.</w:t>
+        <w:t>Quest manager misses the completion.</w:t>
       </w:r>
     </w:p>
     <w:p>
@@ -158,7 +207,7 @@
         <w:pStyle w:val="ListBullet"/>
       </w:pPr>
       <w:r>
-        <w:t>Retry or revise a failed fix within a configured limit.</w:t>
+        <w:t>NPC still says "You need three crystals!"</w:t>
       </w:r>
     </w:p>
     <w:p>
@@ -166,7 +215,16 @@
         <w:pStyle w:val="ListBullet"/>
       </w:pPr>
       <w:r>
-        <w:t>Escalate unresolved or risky cases to human review.</w:t>
+        <w:t>Quest stays active.</w:t>
+      </w:r>
+    </w:p>
+    <w:p>
+      <w:r>
+        <w:rPr>
+          <w:b/>
+          <w:sz w:val="22"/>
+        </w:rPr>
+        <w:t>Candidate Causes:</w:t>
       </w:r>
     </w:p>
     <w:p>
@@ -174,7 +232,7 @@
         <w:pStyle w:val="ListBullet"/>
       </w:pPr>
       <w:r>
-        <w:t>Present the entire process through a web interface.</w:t>
+        <w:t>Stale quest state</w:t>
       </w:r>
     </w:p>
     <w:p>
@@ -182,7 +240,23 @@
         <w:pStyle w:val="ListBullet"/>
       </w:pPr>
       <w:r>
-        <w:t>Run without any API key in deterministic demo mode.</w:t>
+        <w:t>Missing event handler</w:t>
+      </w:r>
+    </w:p>
+    <w:p>
+      <w:pPr>
+        <w:pStyle w:val="ListBullet"/>
+      </w:pPr>
+      <w:r>
+        <w:t>Wrong completion condition</w:t>
+      </w:r>
+    </w:p>
+    <w:p>
+      <w:pPr>
+        <w:pStyle w:val="ListBullet"/>
+      </w:pPr>
+      <w:r>
+        <w:t>Event-ordering error</w:t>
       </w:r>
     </w:p>
     <w:p>
@@ -190,7 +264,1816 @@
         <w:pStyle w:val="Heading1"/>
       </w:pPr>
       <w:r>
-        <w:t>4. Technology Stack</w:t>
+        <w:t>Proposed Solution: GameQuest AI</w:t>
+      </w:r>
+    </w:p>
+    <w:p>
+      <w:r>
+        <w:rPr>
+          <w:b w:val="0"/>
+          <w:sz w:val="22"/>
+        </w:rPr>
+        <w:t>GameQuest AI is a domain-specific multi-agent AI Proof of Concept (PoC) that automates and coordinates the investigation of NPC quest-state bugs. Using a LangGraph-based orchestration workflow, specialized agents will plan reproduction steps, execute test scenarios against a synthetic game environment, analyze execution traces, identify evidence-supported root-cause hypotheses, generate regression tests, and independently validate the findings.</w:t>
+        <w:br/>
+        <w:br/>
+        <w:t>The system will demonstrate how collaborative AI agents can make game QA investigations more systematic, traceable, and efficient. It will use synthetic game data and a controlled quest simulator to demonstrate the workflow without requiring a complete video game or access to a commercial game engine.</w:t>
+      </w:r>
+    </w:p>
+    <w:p>
+      <w:pPr>
+        <w:pStyle w:val="Heading2"/>
+      </w:pPr>
+      <w:r>
+        <w:t>Proposed Workflow</w:t>
+      </w:r>
+    </w:p>
+    <w:p>
+      <w:pPr>
+        <w:pStyle w:val="ListBullet"/>
+      </w:pPr>
+      <w:r>
+        <w:t>Plan: The QA Planner converts the bug report into reproducible test steps.</w:t>
+      </w:r>
+    </w:p>
+    <w:p>
+      <w:pPr>
+        <w:pStyle w:val="ListBullet"/>
+      </w:pPr>
+      <w:r>
+        <w:t>Reproduce: The Reproduction Agent executes the steps and captures state snapshots and event traces.</w:t>
+      </w:r>
+    </w:p>
+    <w:p>
+      <w:pPr>
+        <w:pStyle w:val="ListBullet"/>
+      </w:pPr>
+      <w:r>
+        <w:t>Investigate: The Root-Cause Investigator compares expected and actual behavior and ranks possible explanations using collected evidence.</w:t>
+      </w:r>
+    </w:p>
+    <w:p>
+      <w:pPr>
+        <w:pStyle w:val="ListBullet"/>
+      </w:pPr>
+      <w:r>
+        <w:t>Generate tests: The Regression Test Generator produces executable assertions for the identified defect.</w:t>
+      </w:r>
+    </w:p>
+    <w:p>
+      <w:pPr>
+        <w:pStyle w:val="ListBullet"/>
+      </w:pPr>
+      <w:r>
+        <w:t>Verify: The Verification Critic checks whether the evidence supports the conclusion and whether the tests behave as expected.</w:t>
+      </w:r>
+    </w:p>
+    <w:p>
+      <w:pPr>
+        <w:pStyle w:val="ListBullet"/>
+      </w:pPr>
+      <w:r>
+        <w:t>Report: The system produces a structured investigation report with evidence, hypotheses, test results, and a verification verdict.</w:t>
+      </w:r>
+    </w:p>
+    <w:p>
+      <w:pPr>
+        <w:pStyle w:val="Heading1"/>
+      </w:pPr>
+      <w:r>
+        <w:t>Primary Objective</w:t>
+      </w:r>
+    </w:p>
+    <w:p>
+      <w:r>
+        <w:rPr>
+          <w:b w:val="0"/>
+          <w:sz w:val="22"/>
+        </w:rPr>
+        <w:t>To design a multi-agent system that investigates inconsistent NPC quest states by coordinating bug reproduction, evidence collection, root-cause analysis, regression-test generation, and result verification through a controlled, observable workflow.</w:t>
+      </w:r>
+    </w:p>
+    <w:p>
+      <w:pPr>
+        <w:pStyle w:val="Heading2"/>
+      </w:pPr>
+      <w:r>
+        <w:t>Expected Outcome</w:t>
+      </w:r>
+    </w:p>
+    <w:p>
+      <w:r>
+        <w:rPr>
+          <w:b w:val="0"/>
+          <w:sz w:val="22"/>
+        </w:rPr>
+        <w:t>The PoC will produce a structured investigation report containing the reproduction steps, observed game-state inconsistencies, relevant event traces, ranked root-cause hypotheses, generated regression tests, test execution results, and a verification verdict. The system will also demonstrate conditional routing and review loops through LangGraph to handle unsuccessful reproductions and insufficient evidence.</w:t>
+      </w:r>
+    </w:p>
+    <w:p>
+      <w:pPr>
+        <w:pStyle w:val="Heading2"/>
+      </w:pPr>
+      <w:r>
+        <w:t>Scope</w:t>
+      </w:r>
+    </w:p>
+    <w:p>
+      <w:r>
+        <w:rPr>
+          <w:b w:val="0"/>
+          <w:sz w:val="22"/>
+        </w:rPr>
+        <w:t>The project focuses on one representative NPC quest-state bug in a synthetic game environment. It aims to demonstrate the feasibility of multi-agent QA investigation rather than provide a universal debugging system for all video games.</w:t>
+      </w:r>
+    </w:p>
+    <w:p>
+      <w:pPr>
+        <w:pStyle w:val="Heading1"/>
+      </w:pPr>
+      <w:r>
+        <w:t>Existing Challenges</w:t>
+      </w:r>
+    </w:p>
+    <w:p>
+      <w:pPr>
+        <w:pStyle w:val="ListBullet"/>
+      </w:pPr>
+      <w:r>
+        <w:t>Manual bug reproduction: QA testers must follow specific gameplay steps to reproduce a defect.</w:t>
+      </w:r>
+    </w:p>
+    <w:p>
+      <w:pPr>
+        <w:pStyle w:val="ListBullet"/>
+      </w:pPr>
+      <w:r>
+        <w:t>Complex state interactions: Inventory data, quest progression, events, and NPC dialogue may become inconsistent.</w:t>
+      </w:r>
+    </w:p>
+    <w:p>
+      <w:pPr>
+        <w:pStyle w:val="ListBullet"/>
+      </w:pPr>
+      <w:r>
+        <w:t>Time-consuming root-cause analysis: Developers must inspect logs and investigate several possible causes.</w:t>
+      </w:r>
+    </w:p>
+    <w:p>
+      <w:pPr>
+        <w:pStyle w:val="ListBullet"/>
+      </w:pPr>
+      <w:r>
+        <w:t>Regression-testing effort: After identifying a defect, testers must create tests to prevent it from recurring.</w:t>
+      </w:r>
+    </w:p>
+    <w:p>
+      <w:pPr>
+        <w:pStyle w:val="ListBullet"/>
+      </w:pPr>
+      <w:r>
+        <w:t>Limited investigation traceability: Findings can be difficult to verify when reproduction steps, evidence, and test results are not documented systematically.</w:t>
+      </w:r>
+    </w:p>
+    <w:p>
+      <w:pPr>
+        <w:pStyle w:val="Heading1"/>
+      </w:pPr>
+      <w:r>
+        <w:t>Why Agentic AI Is Suitable</w:t>
+      </w:r>
+    </w:p>
+    <w:p>
+      <w:r>
+        <w:rPr>
+          <w:b w:val="0"/>
+          <w:sz w:val="22"/>
+        </w:rPr>
+        <w:t>A multi-agent system can divide the investigation into specialized responsibilities. One agent plans the reproduction process, another executes the scenario, another analyzes the evidence, another generates regression tests, and a verification agent evaluates the results.</w:t>
+        <w:br/>
+        <w:br/>
+        <w:t>LangGraph coordinates these agents through a shared state and conditional routing, allowing the workflow to respond to unsuccessful reproductions, inconclusive evidence, or failed tests instead of blindly following a fixed sequence.</w:t>
+      </w:r>
+    </w:p>
+    <w:p>
+      <w:pPr>
+        <w:pStyle w:val="Heading2"/>
+      </w:pPr>
+      <w:r>
+        <w:t>Expected Benefits</w:t>
+      </w:r>
+    </w:p>
+    <w:p>
+      <w:pPr>
+        <w:pStyle w:val="ListBullet"/>
+      </w:pPr>
+      <w:r>
+        <w:t>More structured and repeatable bug investigations.</w:t>
+      </w:r>
+    </w:p>
+    <w:p>
+      <w:pPr>
+        <w:pStyle w:val="ListBullet"/>
+      </w:pPr>
+      <w:r>
+        <w:t>Clear traceability from the original report to the final conclusion.</w:t>
+      </w:r>
+    </w:p>
+    <w:p>
+      <w:pPr>
+        <w:pStyle w:val="ListBullet"/>
+      </w:pPr>
+      <w:r>
+        <w:t>Automated generation and execution of regression tests.</w:t>
+      </w:r>
+    </w:p>
+    <w:p>
+      <w:pPr>
+        <w:pStyle w:val="ListBullet"/>
+      </w:pPr>
+      <w:r>
+        <w:t>Evidence-based root-cause hypotheses rather than unsupported guesses.</w:t>
+      </w:r>
+    </w:p>
+    <w:p>
+      <w:pPr>
+        <w:pStyle w:val="ListBullet"/>
+      </w:pPr>
+      <w:r>
+        <w:t>Explicit verification outcomes and review paths.</w:t>
+      </w:r>
+    </w:p>
+    <w:p>
+      <w:pPr>
+        <w:pStyle w:val="ListBullet"/>
+      </w:pPr>
+      <w:r>
+        <w:t>A reusable demonstration of multi-agent orchestration for software QA.</w:t>
+      </w:r>
+    </w:p>
+    <w:p>
+      <w:pPr>
+        <w:pStyle w:val="Heading1"/>
+      </w:pPr>
+      <w:r>
+        <w:t>Five Specialized Agents</w:t>
+      </w:r>
+    </w:p>
+    <w:p>
+      <w:pPr>
+        <w:pStyle w:val="Heading2"/>
+      </w:pPr>
+      <w:r>
+        <w:t>1. QA Planner Agent</w:t>
+      </w:r>
+    </w:p>
+    <w:p>
+      <w:r>
+        <w:rPr>
+          <w:b/>
+          <w:sz w:val="22"/>
+        </w:rPr>
+        <w:t>Role: Planning</w:t>
+      </w:r>
+    </w:p>
+    <w:p>
+      <w:r>
+        <w:rPr>
+          <w:b w:val="0"/>
+          <w:sz w:val="22"/>
+        </w:rPr>
+        <w:t>Purpose: Convert the user's bug report into a bounded, reproducible investigation plan.</w:t>
+      </w:r>
+    </w:p>
+    <w:p>
+      <w:r>
+        <w:rPr>
+          <w:b/>
+          <w:sz w:val="22"/>
+        </w:rPr>
+        <w:t>Key Functions:</w:t>
+      </w:r>
+    </w:p>
+    <w:p>
+      <w:pPr>
+        <w:pStyle w:val="ListBullet"/>
+      </w:pPr>
+      <w:r>
+        <w:t>Extract the expected and actual behavior.</w:t>
+      </w:r>
+    </w:p>
+    <w:p>
+      <w:pPr>
+        <w:pStyle w:val="ListBullet"/>
+      </w:pPr>
+      <w:r>
+        <w:t>Identify required preconditions and game actions.</w:t>
+      </w:r>
+    </w:p>
+    <w:p>
+      <w:pPr>
+        <w:pStyle w:val="ListBullet"/>
+      </w:pPr>
+      <w:r>
+        <w:t>Define checkpoints and expected state changes.</w:t>
+      </w:r>
+    </w:p>
+    <w:p>
+      <w:pPr>
+        <w:pStyle w:val="ListBullet"/>
+      </w:pPr>
+      <w:r>
+        <w:t>Produce a structured TestPlan.</w:t>
+      </w:r>
+    </w:p>
+    <w:p>
+      <w:r>
+        <w:rPr>
+          <w:b w:val="0"/>
+          <w:sz w:val="22"/>
+        </w:rPr>
+        <w:t>Input: Bug report and scenario configuration.</w:t>
+      </w:r>
+    </w:p>
+    <w:p>
+      <w:r>
+        <w:rPr>
+          <w:b w:val="0"/>
+          <w:sz w:val="22"/>
+        </w:rPr>
+        <w:t>Output: Ordered test steps, expected outcomes, checkpoints, and execution limits.</w:t>
+      </w:r>
+    </w:p>
+    <w:p>
+      <w:pPr>
+        <w:pStyle w:val="Heading2"/>
+      </w:pPr>
+      <w:r>
+        <w:t>2. Reproduction Agent</w:t>
+      </w:r>
+    </w:p>
+    <w:p>
+      <w:r>
+        <w:rPr>
+          <w:b/>
+          <w:sz w:val="22"/>
+        </w:rPr>
+        <w:t>Role: Execution</w:t>
+      </w:r>
+    </w:p>
+    <w:p>
+      <w:r>
+        <w:rPr>
+          <w:b w:val="0"/>
+          <w:sz w:val="22"/>
+        </w:rPr>
+        <w:t>Purpose: Execute the plan against the synthetic game simulator and collect evidence.</w:t>
+      </w:r>
+    </w:p>
+    <w:p>
+      <w:r>
+        <w:rPr>
+          <w:b/>
+          <w:sz w:val="22"/>
+        </w:rPr>
+        <w:t>Key Functions:</w:t>
+      </w:r>
+    </w:p>
+    <w:p>
+      <w:pPr>
+        <w:pStyle w:val="ListBullet"/>
+      </w:pPr>
+      <w:r>
+        <w:t>Invoke simulator functions for actions such as collecting crystals and talking to the NPC.</w:t>
+      </w:r>
+    </w:p>
+    <w:p>
+      <w:pPr>
+        <w:pStyle w:val="ListBullet"/>
+      </w:pPr>
+      <w:r>
+        <w:t>Record inventory, quest state, NPC dialogue, and event order.</w:t>
+      </w:r>
+    </w:p>
+    <w:p>
+      <w:pPr>
+        <w:pStyle w:val="ListBullet"/>
+      </w:pPr>
+      <w:r>
+        <w:t>Compare observed behavior with the expected outcome.</w:t>
+      </w:r>
+    </w:p>
+    <w:p>
+      <w:pPr>
+        <w:pStyle w:val="ListBullet"/>
+      </w:pPr>
+      <w:r>
+        <w:t>Produce an ExecutionTrace.</w:t>
+      </w:r>
+    </w:p>
+    <w:p>
+      <w:r>
+        <w:rPr>
+          <w:b w:val="0"/>
+          <w:sz w:val="22"/>
+        </w:rPr>
+        <w:t>Input: TestPlan and initial simulator state.</w:t>
+      </w:r>
+    </w:p>
+    <w:p>
+      <w:r>
+        <w:rPr>
+          <w:b w:val="0"/>
+          <w:sz w:val="22"/>
+        </w:rPr>
+        <w:t>Output: Action log, state snapshots, reproduction status, and evidence references.</w:t>
+      </w:r>
+    </w:p>
+    <w:p>
+      <w:pPr>
+        <w:pStyle w:val="Heading2"/>
+      </w:pPr>
+      <w:r>
+        <w:t>3. Root-Cause Investigator Agent</w:t>
+      </w:r>
+    </w:p>
+    <w:p>
+      <w:r>
+        <w:rPr>
+          <w:b/>
+          <w:sz w:val="22"/>
+        </w:rPr>
+        <w:t>Role: Analysis</w:t>
+      </w:r>
+    </w:p>
+    <w:p>
+      <w:r>
+        <w:rPr>
+          <w:b w:val="0"/>
+          <w:sz w:val="22"/>
+        </w:rPr>
+        <w:t>Purpose: Determine which explanations are most consistent with the observed evidence.</w:t>
+      </w:r>
+    </w:p>
+    <w:p>
+      <w:r>
+        <w:rPr>
+          <w:b/>
+          <w:sz w:val="22"/>
+        </w:rPr>
+        <w:t>Key Functions:</w:t>
+      </w:r>
+    </w:p>
+    <w:p>
+      <w:pPr>
+        <w:pStyle w:val="ListBullet"/>
+      </w:pPr>
+      <w:r>
+        <w:t>Compare expected and actual game states.</w:t>
+      </w:r>
+    </w:p>
+    <w:p>
+      <w:pPr>
+        <w:pStyle w:val="ListBullet"/>
+      </w:pPr>
+      <w:r>
+        <w:t>Inspect relevant event traces and state transitions.</w:t>
+      </w:r>
+    </w:p>
+    <w:p>
+      <w:pPr>
+        <w:pStyle w:val="ListBullet"/>
+      </w:pPr>
+      <w:r>
+        <w:t>Rank hypotheses such as stale quest state, missing event handling, incorrect completion threshold, or event-ordering errors.</w:t>
+      </w:r>
+    </w:p>
+    <w:p>
+      <w:pPr>
+        <w:pStyle w:val="ListBullet"/>
+      </w:pPr>
+      <w:r>
+        <w:t>Distinguish confirmed observations from unverified hypotheses.</w:t>
+      </w:r>
+    </w:p>
+    <w:p>
+      <w:r>
+        <w:rPr>
+          <w:b w:val="0"/>
+          <w:sz w:val="22"/>
+        </w:rPr>
+        <w:t>Input: TestPlan and ExecutionTrace.</w:t>
+      </w:r>
+    </w:p>
+    <w:p>
+      <w:r>
+        <w:rPr>
+          <w:b w:val="0"/>
+          <w:sz w:val="22"/>
+        </w:rPr>
+        <w:t>Output: RootCauseReport containing ranked hypotheses, supporting evidence, confidence labels, and recommended next checks.</w:t>
+      </w:r>
+    </w:p>
+    <w:p>
+      <w:pPr>
+        <w:pStyle w:val="Heading2"/>
+      </w:pPr>
+      <w:r>
+        <w:t>4. Regression Test Generator Agent</w:t>
+      </w:r>
+    </w:p>
+    <w:p>
+      <w:r>
+        <w:rPr>
+          <w:b/>
+          <w:sz w:val="22"/>
+        </w:rPr>
+        <w:t>Role: Test generation</w:t>
+      </w:r>
+    </w:p>
+    <w:p>
+      <w:r>
+        <w:rPr>
+          <w:b w:val="0"/>
+          <w:sz w:val="22"/>
+        </w:rPr>
+        <w:t>Purpose: Convert the investigation findings into executable tests that detect the defect and guard against recurrence.</w:t>
+      </w:r>
+    </w:p>
+    <w:p>
+      <w:r>
+        <w:rPr>
+          <w:b/>
+          <w:sz w:val="22"/>
+        </w:rPr>
+        <w:t>Key Functions:</w:t>
+      </w:r>
+    </w:p>
+    <w:p>
+      <w:pPr>
+        <w:pStyle w:val="ListBullet"/>
+      </w:pPr>
+      <w:r>
+        <w:t>Generate assertions for inventory counts, quest completion, and NPC dialogue.</w:t>
+      </w:r>
+    </w:p>
+    <w:p>
+      <w:pPr>
+        <w:pStyle w:val="ListBullet"/>
+      </w:pPr>
+      <w:r>
+        <w:t>Include a test for the reported failure and relevant boundary cases.</w:t>
+      </w:r>
+    </w:p>
+    <w:p>
+      <w:pPr>
+        <w:pStyle w:val="ListBullet"/>
+      </w:pPr>
+      <w:r>
+        <w:t>Execute or hand the generated tests to a controlled test runner.</w:t>
+      </w:r>
+    </w:p>
+    <w:p>
+      <w:pPr>
+        <w:pStyle w:val="ListBullet"/>
+      </w:pPr>
+      <w:r>
+        <w:t>Capture pass/fail results.</w:t>
+      </w:r>
+    </w:p>
+    <w:p>
+      <w:r>
+        <w:rPr>
+          <w:b w:val="0"/>
+          <w:sz w:val="22"/>
+        </w:rPr>
+        <w:t>Input: RootCauseReport, reproduction evidence, and simulator interface.</w:t>
+      </w:r>
+    </w:p>
+    <w:p>
+      <w:r>
+        <w:rPr>
+          <w:b w:val="0"/>
+          <w:sz w:val="22"/>
+        </w:rPr>
+        <w:t>Output: RegressionTestSuite and TestExecutionResults.</w:t>
+      </w:r>
+    </w:p>
+    <w:p>
+      <w:pPr>
+        <w:pStyle w:val="Heading2"/>
+      </w:pPr>
+      <w:r>
+        <w:t>5. Verification Critic Agent</w:t>
+      </w:r>
+    </w:p>
+    <w:p>
+      <w:r>
+        <w:rPr>
+          <w:b/>
+          <w:sz w:val="22"/>
+        </w:rPr>
+        <w:t>Role: Validation</w:t>
+      </w:r>
+    </w:p>
+    <w:p>
+      <w:r>
+        <w:rPr>
+          <w:b w:val="0"/>
+          <w:sz w:val="22"/>
+        </w:rPr>
+        <w:t>Purpose: Independently assess whether the investigation conclusion is supported by the available evidence and test results.</w:t>
+      </w:r>
+    </w:p>
+    <w:p>
+      <w:r>
+        <w:rPr>
+          <w:b/>
+          <w:sz w:val="22"/>
+        </w:rPr>
+        <w:t>Key Functions:</w:t>
+      </w:r>
+    </w:p>
+    <w:p>
+      <w:pPr>
+        <w:pStyle w:val="ListBullet"/>
+      </w:pPr>
+      <w:r>
+        <w:t>Check that the report matches the recorded trace.</w:t>
+      </w:r>
+    </w:p>
+    <w:p>
+      <w:pPr>
+        <w:pStyle w:val="ListBullet"/>
+      </w:pPr>
+      <w:r>
+        <w:t>Check whether the root-cause claim is supported rather than merely plausible.</w:t>
+      </w:r>
+    </w:p>
+    <w:p>
+      <w:pPr>
+        <w:pStyle w:val="ListBullet"/>
+      </w:pPr>
+      <w:r>
+        <w:t>Evaluate regression-test outcomes.</w:t>
+      </w:r>
+    </w:p>
+    <w:p>
+      <w:pPr>
+        <w:pStyle w:val="ListBullet"/>
+      </w:pPr>
+      <w:r>
+        <w:t>Return a structured verdict and explain missing evidence.</w:t>
+      </w:r>
+    </w:p>
+    <w:p>
+      <w:r>
+        <w:rPr>
+          <w:b w:val="0"/>
+          <w:sz w:val="22"/>
+        </w:rPr>
+        <w:t>Input: Investigation report, evidence, and test results.</w:t>
+      </w:r>
+    </w:p>
+    <w:p>
+      <w:r>
+        <w:rPr>
+          <w:b w:val="0"/>
+          <w:sz w:val="22"/>
+        </w:rPr>
+        <w:t>Output: CriticVerdict with status, reasons, evidence gaps, and recommended next action.</w:t>
+      </w:r>
+    </w:p>
+    <w:p>
+      <w:pPr>
+        <w:pStyle w:val="Heading1"/>
+      </w:pPr>
+      <w:r>
+        <w:t>Orchestration Using LangGraph</w:t>
+      </w:r>
+    </w:p>
+    <w:p>
+      <w:r>
+        <w:rPr>
+          <w:b w:val="0"/>
+          <w:sz w:val="22"/>
+        </w:rPr>
+        <w:t>LangGraph is the central controller. It connects the agents through nodes and edges, maintains shared workflow state, and decides which node runs next.</w:t>
+      </w:r>
+    </w:p>
+    <w:p>
+      <w:pPr>
+        <w:pStyle w:val="Heading2"/>
+      </w:pPr>
+      <w:r>
+        <w:t>LangGraph Concepts Demonstrated</w:t>
+      </w:r>
+    </w:p>
+    <w:p>
+      <w:pPr>
+        <w:pStyle w:val="ListBullet"/>
+      </w:pPr>
+      <w:r>
+        <w:t>Nodes: Functions that execute the planner, reproduction, investigation, test-generation, and critic stages.</w:t>
+      </w:r>
+    </w:p>
+    <w:p>
+      <w:pPr>
+        <w:pStyle w:val="ListBullet"/>
+      </w:pPr>
+      <w:r>
+        <w:t>Normal edges: Connect stages that run in sequence.</w:t>
+      </w:r>
+    </w:p>
+    <w:p>
+      <w:pPr>
+        <w:pStyle w:val="ListBullet"/>
+      </w:pPr>
+      <w:r>
+        <w:t>Conditional edges: Choose the next stage based on reproduction status, evidence sufficiency, or critic verdict.</w:t>
+      </w:r>
+    </w:p>
+    <w:p>
+      <w:pPr>
+        <w:pStyle w:val="ListBullet"/>
+      </w:pPr>
+      <w:r>
+        <w:t>Shared graph state: Stores the report, plan, traces, hypotheses, tests, and validation results.</w:t>
+      </w:r>
+    </w:p>
+    <w:p>
+      <w:pPr>
+        <w:pStyle w:val="ListBullet"/>
+      </w:pPr>
+      <w:r>
+        <w:t>Review loop: Routes an inconclusive result back for additional investigation within defined limits.</w:t>
+      </w:r>
+    </w:p>
+    <w:p>
+      <w:pPr>
+        <w:pStyle w:val="ListBullet"/>
+      </w:pPr>
+      <w:r>
+        <w:t>Checkpointing and human review: Potential extensions for saving workflow progress and requesting human approval.</w:t>
+      </w:r>
+    </w:p>
+    <w:p>
+      <w:pPr>
+        <w:pStyle w:val="Heading1"/>
+      </w:pPr>
+      <w:r>
+        <w:t>Shared Graph State and Agent Data Contracts</w:t>
+      </w:r>
+    </w:p>
+    <w:p>
+      <w:r>
+        <w:rPr>
+          <w:b w:val="0"/>
+          <w:sz w:val="22"/>
+        </w:rPr>
+        <w:t>The graph state is the central data structure that carries the investigation forward. Each node reads the information it needs and writes its results back to the state.</w:t>
+      </w:r>
+    </w:p>
+    <w:tbl>
+      <w:tblPr>
+        <w:tblStyle w:val="LightGrid-Accent1"/>
+        <w:tblW w:type="auto" w:w="0"/>
+        <w:tblLook w:firstColumn="1" w:firstRow="1" w:lastColumn="0" w:lastRow="0" w:noHBand="0" w:noVBand="1" w:val="04A0"/>
+      </w:tblPr>
+      <w:tblGrid>
+        <w:gridCol w:w="2160"/>
+        <w:gridCol w:w="2160"/>
+        <w:gridCol w:w="2160"/>
+        <w:gridCol w:w="2160"/>
+      </w:tblGrid>
+      <w:tr>
+        <w:tc>
+          <w:tcPr>
+            <w:tcW w:type="dxa" w:w="2160"/>
+          </w:tcPr>
+          <w:p>
+            <w:r>
+              <w:t>State field</w:t>
+            </w:r>
+          </w:p>
+        </w:tc>
+        <w:tc>
+          <w:tcPr>
+            <w:tcW w:type="dxa" w:w="2160"/>
+          </w:tcPr>
+          <w:p>
+            <w:r>
+              <w:t>Data type</w:t>
+            </w:r>
+          </w:p>
+        </w:tc>
+        <w:tc>
+          <w:tcPr>
+            <w:tcW w:type="dxa" w:w="2160"/>
+          </w:tcPr>
+          <w:p>
+            <w:r>
+              <w:t>Written by</w:t>
+            </w:r>
+          </w:p>
+        </w:tc>
+        <w:tc>
+          <w:tcPr>
+            <w:tcW w:type="dxa" w:w="2160"/>
+          </w:tcPr>
+          <w:p>
+            <w:r>
+              <w:t>Purpose</w:t>
+            </w:r>
+          </w:p>
+        </w:tc>
+      </w:tr>
+      <w:tr>
+        <w:tc>
+          <w:tcPr>
+            <w:tcW w:type="dxa" w:w="2160"/>
+          </w:tcPr>
+          <w:p>
+            <w:r>
+              <w:t>case_id</w:t>
+            </w:r>
+          </w:p>
+        </w:tc>
+        <w:tc>
+          <w:tcPr>
+            <w:tcW w:type="dxa" w:w="2160"/>
+          </w:tcPr>
+          <w:p>
+            <w:r>
+              <w:t>str</w:t>
+            </w:r>
+          </w:p>
+        </w:tc>
+        <w:tc>
+          <w:tcPr>
+            <w:tcW w:type="dxa" w:w="2160"/>
+          </w:tcPr>
+          <w:p>
+            <w:r>
+              <w:t>Initializer</w:t>
+            </w:r>
+          </w:p>
+        </w:tc>
+        <w:tc>
+          <w:tcPr>
+            <w:tcW w:type="dxa" w:w="2160"/>
+          </w:tcPr>
+          <w:p>
+            <w:r>
+              <w:t>Unique investigation identifier</w:t>
+            </w:r>
+          </w:p>
+        </w:tc>
+      </w:tr>
+      <w:tr>
+        <w:tc>
+          <w:tcPr>
+            <w:tcW w:type="dxa" w:w="2160"/>
+          </w:tcPr>
+          <w:p>
+            <w:r>
+              <w:t>bug_report</w:t>
+            </w:r>
+          </w:p>
+        </w:tc>
+        <w:tc>
+          <w:tcPr>
+            <w:tcW w:type="dxa" w:w="2160"/>
+          </w:tcPr>
+          <w:p>
+            <w:r>
+              <w:t>dict</w:t>
+            </w:r>
+          </w:p>
+        </w:tc>
+        <w:tc>
+          <w:tcPr>
+            <w:tcW w:type="dxa" w:w="2160"/>
+          </w:tcPr>
+          <w:p>
+            <w:r>
+              <w:t>Streamlit UI</w:t>
+            </w:r>
+          </w:p>
+        </w:tc>
+        <w:tc>
+          <w:tcPr>
+            <w:tcW w:type="dxa" w:w="2160"/>
+          </w:tcPr>
+          <w:p>
+            <w:r>
+              <w:t>Reported issue and expected behavior</w:t>
+            </w:r>
+          </w:p>
+        </w:tc>
+      </w:tr>
+      <w:tr>
+        <w:tc>
+          <w:tcPr>
+            <w:tcW w:type="dxa" w:w="2160"/>
+          </w:tcPr>
+          <w:p>
+            <w:r>
+              <w:t>scenario_config</w:t>
+            </w:r>
+          </w:p>
+        </w:tc>
+        <w:tc>
+          <w:tcPr>
+            <w:tcW w:type="dxa" w:w="2160"/>
+          </w:tcPr>
+          <w:p>
+            <w:r>
+              <w:t>dict</w:t>
+            </w:r>
+          </w:p>
+        </w:tc>
+        <w:tc>
+          <w:tcPr>
+            <w:tcW w:type="dxa" w:w="2160"/>
+          </w:tcPr>
+          <w:p>
+            <w:r>
+              <w:t>Streamlit UI</w:t>
+            </w:r>
+          </w:p>
+        </w:tc>
+        <w:tc>
+          <w:tcPr>
+            <w:tcW w:type="dxa" w:w="2160"/>
+          </w:tcPr>
+          <w:p>
+            <w:r>
+              <w:t>Buggy/fixed mode and simulator settings</w:t>
+            </w:r>
+          </w:p>
+        </w:tc>
+      </w:tr>
+      <w:tr>
+        <w:tc>
+          <w:tcPr>
+            <w:tcW w:type="dxa" w:w="2160"/>
+          </w:tcPr>
+          <w:p>
+            <w:r>
+              <w:t>test_plan</w:t>
+            </w:r>
+          </w:p>
+        </w:tc>
+        <w:tc>
+          <w:tcPr>
+            <w:tcW w:type="dxa" w:w="2160"/>
+          </w:tcPr>
+          <w:p>
+            <w:r>
+              <w:t>dict</w:t>
+            </w:r>
+          </w:p>
+        </w:tc>
+        <w:tc>
+          <w:tcPr>
+            <w:tcW w:type="dxa" w:w="2160"/>
+          </w:tcPr>
+          <w:p>
+            <w:r>
+              <w:t>QA Planner</w:t>
+            </w:r>
+          </w:p>
+        </w:tc>
+        <w:tc>
+          <w:tcPr>
+            <w:tcW w:type="dxa" w:w="2160"/>
+          </w:tcPr>
+          <w:p>
+            <w:r>
+              <w:t>Reproduction steps and checkpoints</w:t>
+            </w:r>
+          </w:p>
+        </w:tc>
+      </w:tr>
+      <w:tr>
+        <w:tc>
+          <w:tcPr>
+            <w:tcW w:type="dxa" w:w="2160"/>
+          </w:tcPr>
+          <w:p>
+            <w:r>
+              <w:t>execution_trace</w:t>
+            </w:r>
+          </w:p>
+        </w:tc>
+        <w:tc>
+          <w:tcPr>
+            <w:tcW w:type="dxa" w:w="2160"/>
+          </w:tcPr>
+          <w:p>
+            <w:r>
+              <w:t>dict</w:t>
+            </w:r>
+          </w:p>
+        </w:tc>
+        <w:tc>
+          <w:tcPr>
+            <w:tcW w:type="dxa" w:w="2160"/>
+          </w:tcPr>
+          <w:p>
+            <w:r>
+              <w:t>Reproduction Agent</w:t>
+            </w:r>
+          </w:p>
+        </w:tc>
+        <w:tc>
+          <w:tcPr>
+            <w:tcW w:type="dxa" w:w="2160"/>
+          </w:tcPr>
+          <w:p>
+            <w:r>
+              <w:t>Actions, events, and state snapshots</w:t>
+            </w:r>
+          </w:p>
+        </w:tc>
+      </w:tr>
+      <w:tr>
+        <w:tc>
+          <w:tcPr>
+            <w:tcW w:type="dxa" w:w="2160"/>
+          </w:tcPr>
+          <w:p>
+            <w:r>
+              <w:t>reproduction_status</w:t>
+            </w:r>
+          </w:p>
+        </w:tc>
+        <w:tc>
+          <w:tcPr>
+            <w:tcW w:type="dxa" w:w="2160"/>
+          </w:tcPr>
+          <w:p>
+            <w:r>
+              <w:t>str</w:t>
+            </w:r>
+          </w:p>
+        </w:tc>
+        <w:tc>
+          <w:tcPr>
+            <w:tcW w:type="dxa" w:w="2160"/>
+          </w:tcPr>
+          <w:p>
+            <w:r>
+              <w:t>Reproduction Agent</w:t>
+            </w:r>
+          </w:p>
+        </w:tc>
+        <w:tc>
+          <w:tcPr>
+            <w:tcW w:type="dxa" w:w="2160"/>
+          </w:tcPr>
+          <w:p>
+            <w:r>
+              <w:t>Reproduced, not reproduced, or error</w:t>
+            </w:r>
+          </w:p>
+        </w:tc>
+      </w:tr>
+      <w:tr>
+        <w:tc>
+          <w:tcPr>
+            <w:tcW w:type="dxa" w:w="2160"/>
+          </w:tcPr>
+          <w:p>
+            <w:r>
+              <w:t>root_cause_report</w:t>
+            </w:r>
+          </w:p>
+        </w:tc>
+        <w:tc>
+          <w:tcPr>
+            <w:tcW w:type="dxa" w:w="2160"/>
+          </w:tcPr>
+          <w:p>
+            <w:r>
+              <w:t>dict</w:t>
+            </w:r>
+          </w:p>
+        </w:tc>
+        <w:tc>
+          <w:tcPr>
+            <w:tcW w:type="dxa" w:w="2160"/>
+          </w:tcPr>
+          <w:p>
+            <w:r>
+              <w:t>Investigator</w:t>
+            </w:r>
+          </w:p>
+        </w:tc>
+        <w:tc>
+          <w:tcPr>
+            <w:tcW w:type="dxa" w:w="2160"/>
+          </w:tcPr>
+          <w:p>
+            <w:r>
+              <w:t>Ranked hypotheses and evidence</w:t>
+            </w:r>
+          </w:p>
+        </w:tc>
+      </w:tr>
+      <w:tr>
+        <w:tc>
+          <w:tcPr>
+            <w:tcW w:type="dxa" w:w="2160"/>
+          </w:tcPr>
+          <w:p>
+            <w:r>
+              <w:t>regression_tests</w:t>
+            </w:r>
+          </w:p>
+        </w:tc>
+        <w:tc>
+          <w:tcPr>
+            <w:tcW w:type="dxa" w:w="2160"/>
+          </w:tcPr>
+          <w:p>
+            <w:r>
+              <w:t>list[dict]</w:t>
+            </w:r>
+          </w:p>
+        </w:tc>
+        <w:tc>
+          <w:tcPr>
+            <w:tcW w:type="dxa" w:w="2160"/>
+          </w:tcPr>
+          <w:p>
+            <w:r>
+              <w:t>Test Generator</w:t>
+            </w:r>
+          </w:p>
+        </w:tc>
+        <w:tc>
+          <w:tcPr>
+            <w:tcW w:type="dxa" w:w="2160"/>
+          </w:tcPr>
+          <w:p>
+            <w:r>
+              <w:t>Generated test definitions</w:t>
+            </w:r>
+          </w:p>
+        </w:tc>
+      </w:tr>
+      <w:tr>
+        <w:tc>
+          <w:tcPr>
+            <w:tcW w:type="dxa" w:w="2160"/>
+          </w:tcPr>
+          <w:p>
+            <w:r>
+              <w:t>test_results</w:t>
+            </w:r>
+          </w:p>
+        </w:tc>
+        <w:tc>
+          <w:tcPr>
+            <w:tcW w:type="dxa" w:w="2160"/>
+          </w:tcPr>
+          <w:p>
+            <w:r>
+              <w:t>list[dict]</w:t>
+            </w:r>
+          </w:p>
+        </w:tc>
+        <w:tc>
+          <w:tcPr>
+            <w:tcW w:type="dxa" w:w="2160"/>
+          </w:tcPr>
+          <w:p>
+            <w:r>
+              <w:t>Test Runner</w:t>
+            </w:r>
+          </w:p>
+        </w:tc>
+        <w:tc>
+          <w:tcPr>
+            <w:tcW w:type="dxa" w:w="2160"/>
+          </w:tcPr>
+          <w:p>
+            <w:r>
+              <w:t>Assertions and pass/fail outcomes</w:t>
+            </w:r>
+          </w:p>
+        </w:tc>
+      </w:tr>
+      <w:tr>
+        <w:tc>
+          <w:tcPr>
+            <w:tcW w:type="dxa" w:w="2160"/>
+          </w:tcPr>
+          <w:p>
+            <w:r>
+              <w:t>critic_verdict</w:t>
+            </w:r>
+          </w:p>
+        </w:tc>
+        <w:tc>
+          <w:tcPr>
+            <w:tcW w:type="dxa" w:w="2160"/>
+          </w:tcPr>
+          <w:p>
+            <w:r>
+              <w:t>dict</w:t>
+            </w:r>
+          </w:p>
+        </w:tc>
+        <w:tc>
+          <w:tcPr>
+            <w:tcW w:type="dxa" w:w="2160"/>
+          </w:tcPr>
+          <w:p>
+            <w:r>
+              <w:t>Verification Critic</w:t>
+            </w:r>
+          </w:p>
+        </w:tc>
+        <w:tc>
+          <w:tcPr>
+            <w:tcW w:type="dxa" w:w="2160"/>
+          </w:tcPr>
+          <w:p>
+            <w:r>
+              <w:t>Verdict and evidence gaps</w:t>
+            </w:r>
+          </w:p>
+        </w:tc>
+      </w:tr>
+      <w:tr>
+        <w:tc>
+          <w:tcPr>
+            <w:tcW w:type="dxa" w:w="2160"/>
+          </w:tcPr>
+          <w:p>
+            <w:r>
+              <w:t>retry_count</w:t>
+            </w:r>
+          </w:p>
+        </w:tc>
+        <w:tc>
+          <w:tcPr>
+            <w:tcW w:type="dxa" w:w="2160"/>
+          </w:tcPr>
+          <w:p>
+            <w:r>
+              <w:t>int</w:t>
+            </w:r>
+          </w:p>
+        </w:tc>
+        <w:tc>
+          <w:tcPr>
+            <w:tcW w:type="dxa" w:w="2160"/>
+          </w:tcPr>
+          <w:p>
+            <w:r>
+              <w:t>Workflow nodes</w:t>
+            </w:r>
+          </w:p>
+        </w:tc>
+        <w:tc>
+          <w:tcPr>
+            <w:tcW w:type="dxa" w:w="2160"/>
+          </w:tcPr>
+          <w:p>
+            <w:r>
+              <w:t>Enforces bounded retries</w:t>
+            </w:r>
+          </w:p>
+        </w:tc>
+      </w:tr>
+      <w:tr>
+        <w:tc>
+          <w:tcPr>
+            <w:tcW w:type="dxa" w:w="2160"/>
+          </w:tcPr>
+          <w:p>
+            <w:r>
+              <w:t>review_required</w:t>
+            </w:r>
+          </w:p>
+        </w:tc>
+        <w:tc>
+          <w:tcPr>
+            <w:tcW w:type="dxa" w:w="2160"/>
+          </w:tcPr>
+          <w:p>
+            <w:r>
+              <w:t>bool</w:t>
+            </w:r>
+          </w:p>
+        </w:tc>
+        <w:tc>
+          <w:tcPr>
+            <w:tcW w:type="dxa" w:w="2160"/>
+          </w:tcPr>
+          <w:p>
+            <w:r>
+              <w:t>Critic/router</w:t>
+            </w:r>
+          </w:p>
+        </w:tc>
+        <w:tc>
+          <w:tcPr>
+            <w:tcW w:type="dxa" w:w="2160"/>
+          </w:tcPr>
+          <w:p>
+            <w:r>
+              <w:t>Whether additional review is needed</w:t>
+            </w:r>
+          </w:p>
+        </w:tc>
+      </w:tr>
+      <w:tr>
+        <w:tc>
+          <w:tcPr>
+            <w:tcW w:type="dxa" w:w="2160"/>
+          </w:tcPr>
+          <w:p>
+            <w:r>
+              <w:t>final_report</w:t>
+            </w:r>
+          </w:p>
+        </w:tc>
+        <w:tc>
+          <w:tcPr>
+            <w:tcW w:type="dxa" w:w="2160"/>
+          </w:tcPr>
+          <w:p>
+            <w:r>
+              <w:t>dict</w:t>
+            </w:r>
+          </w:p>
+        </w:tc>
+        <w:tc>
+          <w:tcPr>
+            <w:tcW w:type="dxa" w:w="2160"/>
+          </w:tcPr>
+          <w:p>
+            <w:r>
+              <w:t>Report Builder</w:t>
+            </w:r>
+          </w:p>
+        </w:tc>
+        <w:tc>
+          <w:tcPr>
+            <w:tcW w:type="dxa" w:w="2160"/>
+          </w:tcPr>
+          <w:p>
+            <w:r>
+              <w:t>Consolidated investigation results</w:t>
+            </w:r>
+          </w:p>
+        </w:tc>
+      </w:tr>
+      <w:tr>
+        <w:tc>
+          <w:tcPr>
+            <w:tcW w:type="dxa" w:w="2160"/>
+          </w:tcPr>
+          <w:p>
+            <w:r>
+              <w:t>errors</w:t>
+            </w:r>
+          </w:p>
+        </w:tc>
+        <w:tc>
+          <w:tcPr>
+            <w:tcW w:type="dxa" w:w="2160"/>
+          </w:tcPr>
+          <w:p>
+            <w:r>
+              <w:t>list[dict]</w:t>
+            </w:r>
+          </w:p>
+        </w:tc>
+        <w:tc>
+          <w:tcPr>
+            <w:tcW w:type="dxa" w:w="2160"/>
+          </w:tcPr>
+          <w:p>
+            <w:r>
+              <w:t>Any node</w:t>
+            </w:r>
+          </w:p>
+        </w:tc>
+        <w:tc>
+          <w:tcPr>
+            <w:tcW w:type="dxa" w:w="2160"/>
+          </w:tcPr>
+          <w:p>
+            <w:r>
+              <w:t>Structured error and recovery information</w:t>
+            </w:r>
+          </w:p>
+        </w:tc>
+      </w:tr>
+    </w:tbl>
+    <w:p>
+      <w:pPr>
+        <w:pStyle w:val="Heading1"/>
+      </w:pPr>
+      <w:r>
+        <w:t>Conditional Routing Rules</w:t>
+      </w:r>
+    </w:p>
+    <w:tbl>
+      <w:tblPr>
+        <w:tblStyle w:val="LightGrid-Accent1"/>
+        <w:tblW w:type="auto" w:w="0"/>
+        <w:tblLook w:firstColumn="1" w:firstRow="1" w:lastColumn="0" w:lastRow="0" w:noHBand="0" w:noVBand="1" w:val="04A0"/>
+      </w:tblPr>
+      <w:tblGrid>
+        <w:gridCol w:w="4320"/>
+        <w:gridCol w:w="4320"/>
+      </w:tblGrid>
+      <w:tr>
+        <w:tc>
+          <w:tcPr>
+            <w:tcW w:type="dxa" w:w="4320"/>
+          </w:tcPr>
+          <w:p>
+            <w:r>
+              <w:t>Condition</w:t>
+            </w:r>
+          </w:p>
+        </w:tc>
+        <w:tc>
+          <w:tcPr>
+            <w:tcW w:type="dxa" w:w="4320"/>
+          </w:tcPr>
+          <w:p>
+            <w:r>
+              <w:t>Next action</w:t>
+            </w:r>
+          </w:p>
+        </w:tc>
+      </w:tr>
+      <w:tr>
+        <w:tc>
+          <w:tcPr>
+            <w:tcW w:type="dxa" w:w="4320"/>
+          </w:tcPr>
+          <w:p>
+            <w:r>
+              <w:t>Input is invalid</w:t>
+            </w:r>
+          </w:p>
+        </w:tc>
+        <w:tc>
+          <w:tcPr>
+            <w:tcW w:type="dxa" w:w="4320"/>
+          </w:tcPr>
+          <w:p>
+            <w:r>
+              <w:t>Return a validation error</w:t>
+            </w:r>
+          </w:p>
+        </w:tc>
+      </w:tr>
+      <w:tr>
+        <w:tc>
+          <w:tcPr>
+            <w:tcW w:type="dxa" w:w="4320"/>
+          </w:tcPr>
+          <w:p>
+            <w:r>
+              <w:t>Reproduction succeeds</w:t>
+            </w:r>
+          </w:p>
+        </w:tc>
+        <w:tc>
+          <w:tcPr>
+            <w:tcW w:type="dxa" w:w="4320"/>
+          </w:tcPr>
+          <w:p>
+            <w:r>
+              <w:t>Proceed to root-cause investigation</w:t>
+            </w:r>
+          </w:p>
+        </w:tc>
+      </w:tr>
+      <w:tr>
+        <w:tc>
+          <w:tcPr>
+            <w:tcW w:type="dxa" w:w="4320"/>
+          </w:tcPr>
+          <w:p>
+            <w:r>
+              <w:t>Reproduction fails</w:t>
+            </w:r>
+          </w:p>
+        </w:tc>
+        <w:tc>
+          <w:tcPr>
+            <w:tcW w:type="dxa" w:w="4320"/>
+          </w:tcPr>
+          <w:p>
+            <w:r>
+              <w:t>Retry within a configured limit, or request review</w:t>
+            </w:r>
+          </w:p>
+        </w:tc>
+      </w:tr>
+      <w:tr>
+        <w:tc>
+          <w:tcPr>
+            <w:tcW w:type="dxa" w:w="4320"/>
+          </w:tcPr>
+          <w:p>
+            <w:r>
+              <w:t>Evidence supports several causes</w:t>
+            </w:r>
+          </w:p>
+        </w:tc>
+        <w:tc>
+          <w:tcPr>
+            <w:tcW w:type="dxa" w:w="4320"/>
+          </w:tcPr>
+          <w:p>
+            <w:r>
+              <w:t>Investigate further, or report the uncertainty</w:t>
+            </w:r>
+          </w:p>
+        </w:tc>
+      </w:tr>
+      <w:tr>
+        <w:tc>
+          <w:tcPr>
+            <w:tcW w:type="dxa" w:w="4320"/>
+          </w:tcPr>
+          <w:p>
+            <w:r>
+              <w:t>Test generation or execution errors</w:t>
+            </w:r>
+          </w:p>
+        </w:tc>
+        <w:tc>
+          <w:tcPr>
+            <w:tcW w:type="dxa" w:w="4320"/>
+          </w:tcPr>
+          <w:p>
+            <w:r>
+              <w:t>Record the error and take a bounded recovery path</w:t>
+            </w:r>
+          </w:p>
+        </w:tc>
+      </w:tr>
+      <w:tr>
+        <w:tc>
+          <w:tcPr>
+            <w:tcW w:type="dxa" w:w="4320"/>
+          </w:tcPr>
+          <w:p>
+            <w:r>
+              <w:t>Critic requests more evidence</w:t>
+            </w:r>
+          </w:p>
+        </w:tc>
+        <w:tc>
+          <w:tcPr>
+            <w:tcW w:type="dxa" w:w="4320"/>
+          </w:tcPr>
+          <w:p>
+            <w:r>
+              <w:t>Return to investigation, subject to a loop limit</w:t>
+            </w:r>
+          </w:p>
+        </w:tc>
+      </w:tr>
+      <w:tr>
+        <w:tc>
+          <w:tcPr>
+            <w:tcW w:type="dxa" w:w="4320"/>
+          </w:tcPr>
+          <w:p>
+            <w:r>
+              <w:t>Evidence is sufficient and checks pass</w:t>
+            </w:r>
+          </w:p>
+        </w:tc>
+        <w:tc>
+          <w:tcPr>
+            <w:tcW w:type="dxa" w:w="4320"/>
+          </w:tcPr>
+          <w:p>
+            <w:r>
+              <w:t>Generate the final report</w:t>
+            </w:r>
+          </w:p>
+        </w:tc>
+      </w:tr>
+      <w:tr>
+        <w:tc>
+          <w:tcPr>
+            <w:tcW w:type="dxa" w:w="4320"/>
+          </w:tcPr>
+          <w:p>
+            <w:r>
+              <w:t>Tests fail or evidence contradicts</w:t>
+            </w:r>
+          </w:p>
+        </w:tc>
+        <w:tc>
+          <w:tcPr>
+            <w:tcW w:type="dxa" w:w="4320"/>
+          </w:tcPr>
+          <w:p>
+            <w:r>
+              <w:t>Return a failure or needs-review report</w:t>
+            </w:r>
+          </w:p>
+        </w:tc>
+      </w:tr>
+    </w:tbl>
+    <w:p>
+      <w:pPr>
+        <w:pStyle w:val="Heading1"/>
+      </w:pPr>
+      <w:r>
+        <w:t>Agent Data Contracts</w:t>
+      </w:r>
+    </w:p>
+    <w:p>
+      <w:pPr>
+        <w:pStyle w:val="Heading2"/>
+      </w:pPr>
+      <w:r>
+        <w:t>Agent 1 — QA Planner</w:t>
+      </w:r>
+    </w:p>
+    <w:p>
+      <w:r>
+        <w:rPr>
+          <w:b w:val="0"/>
+          <w:sz w:val="22"/>
+        </w:rPr>
+        <w:t>Entry function: plan_investigation(state)</w:t>
+      </w:r>
+    </w:p>
+    <w:p>
+      <w:r>
+        <w:rPr>
+          <w:b/>
+          <w:sz w:val="22"/>
+        </w:rPr>
+        <w:t>Input Contract — BugReport:</w:t>
+      </w:r>
+    </w:p>
+    <w:p>
+      <w:r>
+        <w:rPr>
+          <w:b w:val="0"/>
+          <w:sz w:val="20"/>
+        </w:rPr>
+        <w:t>{</w:t>
+        <w:br/>
+        <w:t xml:space="preserve">  "case_id": "GQ-001",</w:t>
+        <w:br/>
+        <w:t xml:space="preserve">  "title": "NPC fails to recognize collected crystals",</w:t>
+        <w:br/>
+        <w:t xml:space="preserve">  "expected_behavior": "Quest completes at 3 crystals",</w:t>
+        <w:br/>
+        <w:t xml:space="preserve">  "actual_behavior": "NPC still requests crystals",</w:t>
+        <w:br/>
+        <w:t xml:space="preserve">  "required_items": {"crystal": 3}</w:t>
+        <w:br/>
+        <w:t>}</w:t>
+      </w:r>
+    </w:p>
+    <w:p>
+      <w:r>
+        <w:rPr>
+          <w:b/>
+          <w:sz w:val="22"/>
+        </w:rPr>
+        <w:t>Output Contract — TestPlan:</w:t>
+      </w:r>
+    </w:p>
+    <w:p>
+      <w:r>
+        <w:rPr>
+          <w:b w:val="0"/>
+          <w:sz w:val="20"/>
+        </w:rPr>
+        <w:t>{</w:t>
+        <w:br/>
+        <w:t xml:space="preserve">  "preconditions": ["Quest is active"],</w:t>
+        <w:br/>
+        <w:t xml:space="preserve">  "steps": ["Collect crystal x3", "Talk to NPC"],</w:t>
+        <w:br/>
+        <w:t xml:space="preserve">  "checkpoints": ["Inventory count", "Quest completion state", "NPC dialogue"],</w:t>
+        <w:br/>
+        <w:t xml:space="preserve">  "expected_final_state": {"crystals": 3, "quest_status": "completed"},</w:t>
+        <w:br/>
+        <w:t xml:space="preserve">  "max_steps": 10</w:t>
+        <w:br/>
+        <w:t>}</w:t>
+      </w:r>
+    </w:p>
+    <w:p>
+      <w:pPr>
+        <w:pStyle w:val="Heading2"/>
+      </w:pPr>
+      <w:r>
+        <w:t>Agent 2 — Reproduction Agent</w:t>
+      </w:r>
+    </w:p>
+    <w:p>
+      <w:r>
+        <w:rPr>
+          <w:b w:val="0"/>
+          <w:sz w:val="22"/>
+        </w:rPr>
+        <w:t>Entry function: reproduce_bug(state)</w:t>
+      </w:r>
+    </w:p>
+    <w:p>
+      <w:r>
+        <w:rPr>
+          <w:b/>
+          <w:sz w:val="22"/>
+        </w:rPr>
+        <w:t>Output Contract — ExecutionTrace:</w:t>
+      </w:r>
+    </w:p>
+    <w:p>
+      <w:r>
+        <w:rPr>
+          <w:b w:val="0"/>
+          <w:sz w:val="20"/>
+        </w:rPr>
+        <w:t>{</w:t>
+        <w:br/>
+        <w:t xml:space="preserve">  "reproduced": true,</w:t>
+        <w:br/>
+        <w:t xml:space="preserve">  "actions_executed": 4,</w:t>
+        <w:br/>
+        <w:t xml:space="preserve">  "events": ["CRYSTAL_COLLECTED", "CRYSTAL_COLLECTED", "CRYSTAL_COLLECTED", "NPC_INTERACTION"],</w:t>
+        <w:br/>
+        <w:t xml:space="preserve">  "observed_state": {"inventory_crystals": 3, "quest_status": "active", "npc_dialogue": "You need three crystals!"},</w:t>
+        <w:br/>
+        <w:t xml:space="preserve">  "mismatches": ["Inventory meets requirement but quest remains active"]</w:t>
+        <w:br/>
+        <w:t>}</w:t>
+      </w:r>
+    </w:p>
+    <w:p>
+      <w:pPr>
+        <w:pStyle w:val="Heading2"/>
+      </w:pPr>
+      <w:r>
+        <w:t>Agent 3 — Root-Cause Investigator</w:t>
+      </w:r>
+    </w:p>
+    <w:p>
+      <w:r>
+        <w:rPr>
+          <w:b w:val="0"/>
+          <w:sz w:val="22"/>
+        </w:rPr>
+        <w:t>Entry function: analyze_root_cause(state)</w:t>
+      </w:r>
+    </w:p>
+    <w:p>
+      <w:r>
+        <w:rPr>
+          <w:b/>
+          <w:sz w:val="22"/>
+        </w:rPr>
+        <w:t>Output Contract — RootCauseReport:</w:t>
+      </w:r>
+    </w:p>
+    <w:p>
+      <w:r>
+        <w:rPr>
+          <w:b w:val="0"/>
+          <w:sz w:val="20"/>
+        </w:rPr>
+        <w:t>{</w:t>
+        <w:br/>
+        <w:t xml:space="preserve">  "hypotheses": [{"cause": "Quest state not updated", "evidence": ["Inventory 3", "Quest active"], "confidence": "medium", "next_check": "Inspect quest completion handler"}],</w:t>
+        <w:br/>
+        <w:t xml:space="preserve">  "confirmed_facts": ["Inventory count is 3", "Quest remains active"],</w:t>
+        <w:br/>
+        <w:t xml:space="preserve">  "root_cause_confirmed": false</w:t>
+        <w:br/>
+        <w:t>}</w:t>
+      </w:r>
+    </w:p>
+    <w:p>
+      <w:pPr>
+        <w:pStyle w:val="Heading3"/>
+      </w:pPr>
+      <w:r>
+        <w:t>Hypothesis Evaluation Table</w:t>
       </w:r>
     </w:p>
     <w:tbl>
@@ -211,7 +2094,7 @@
           </w:tcPr>
           <w:p>
             <w:r>
-              <w:t>Layer</w:t>
+              <w:t>Candidate cause</w:t>
             </w:r>
           </w:p>
         </w:tc>
@@ -221,7 +2104,7 @@
           </w:tcPr>
           <w:p>
             <w:r>
-              <w:t>Technology</w:t>
+              <w:t>Evidence to examine</w:t>
             </w:r>
           </w:p>
         </w:tc>
@@ -231,7 +2114,7 @@
           </w:tcPr>
           <w:p>
             <w:r>
-              <w:t>Version</w:t>
+              <w:t>Possible conclusion</w:t>
             </w:r>
           </w:p>
         </w:tc>
@@ -243,7 +2126,7 @@
           </w:tcPr>
           <w:p>
             <w:r>
-              <w:t>Language</w:t>
+              <w:t>Stale quest state</w:t>
             </w:r>
           </w:p>
         </w:tc>
@@ -253,7 +2136,7 @@
           </w:tcPr>
           <w:p>
             <w:r>
-              <w:t>Python</w:t>
+              <w:t>Inventory updates, quest state does not</w:t>
             </w:r>
           </w:p>
         </w:tc>
@@ -263,7 +2146,7 @@
           </w:tcPr>
           <w:p>
             <w:r>
-              <w:t>3.10+</w:t>
+              <w:t>Quest-state sync may be faulty</w:t>
             </w:r>
           </w:p>
         </w:tc>
@@ -275,7 +2158,7 @@
           </w:tcPr>
           <w:p>
             <w:r>
-              <w:t>Workflow Engine</w:t>
+              <w:t>Missing event handler</w:t>
             </w:r>
           </w:p>
         </w:tc>
@@ -285,7 +2168,7 @@
           </w:tcPr>
           <w:p>
             <w:r>
-              <w:t>LangGraph</w:t>
+              <w:t>Collection event exists, no quest-update follows</w:t>
             </w:r>
           </w:p>
         </w:tc>
@@ -295,7 +2178,7 @@
           </w:tcPr>
           <w:p>
             <w:r>
-              <w:t>≥ 0.2.0</w:t>
+              <w:t>Event processing may be missing</w:t>
             </w:r>
           </w:p>
         </w:tc>
@@ -307,7 +2190,7 @@
           </w:tcPr>
           <w:p>
             <w:r>
-              <w:t>Web Interface</w:t>
+              <w:t>Incorrect threshold</w:t>
             </w:r>
           </w:p>
         </w:tc>
@@ -317,7 +2200,7 @@
           </w:tcPr>
           <w:p>
             <w:r>
-              <w:t>Streamlit</w:t>
+              <w:t>Completion uses value other than 3</w:t>
             </w:r>
           </w:p>
         </w:tc>
@@ -327,7 +2210,7 @@
           </w:tcPr>
           <w:p>
             <w:r>
-              <w:t>≥ 1.36.0</w:t>
+              <w:t>Completion logic may be incorrect</w:t>
             </w:r>
           </w:p>
         </w:tc>
@@ -339,7 +2222,7 @@
           </w:tcPr>
           <w:p>
             <w:r>
-              <w:t>Testing</w:t>
+              <w:t>Event-ordering issue</w:t>
             </w:r>
           </w:p>
         </w:tc>
@@ -349,7 +2232,7 @@
           </w:tcPr>
           <w:p>
             <w:r>
-              <w:t>pytest</w:t>
+              <w:t>Quest check before final inventory update</w:t>
             </w:r>
           </w:p>
         </w:tc>
@@ -359,7 +2242,77 @@
           </w:tcPr>
           <w:p>
             <w:r>
-              <w:t>≥ 7.0.0</w:t>
+              <w:t>Events processed in wrong order</w:t>
+            </w:r>
+          </w:p>
+        </w:tc>
+      </w:tr>
+    </w:tbl>
+    <w:p>
+      <w:pPr>
+        <w:pStyle w:val="Heading2"/>
+      </w:pPr>
+      <w:r>
+        <w:t>Agent 4 — Regression Test Generator</w:t>
+      </w:r>
+    </w:p>
+    <w:p>
+      <w:r>
+        <w:rPr>
+          <w:b w:val="0"/>
+          <w:sz w:val="22"/>
+        </w:rPr>
+        <w:t>Entry function: generate_regression_tests(state)</w:t>
+      </w:r>
+    </w:p>
+    <w:p>
+      <w:r>
+        <w:rPr>
+          <w:b/>
+          <w:sz w:val="22"/>
+        </w:rPr>
+        <w:t>Generated Test Cases:</w:t>
+      </w:r>
+    </w:p>
+    <w:tbl>
+      <w:tblPr>
+        <w:tblStyle w:val="LightGrid-Accent1"/>
+        <w:tblW w:type="auto" w:w="0"/>
+        <w:tblLook w:firstColumn="1" w:firstRow="1" w:lastColumn="0" w:lastRow="0" w:noHBand="0" w:noVBand="1" w:val="04A0"/>
+      </w:tblPr>
+      <w:tblGrid>
+        <w:gridCol w:w="2880"/>
+        <w:gridCol w:w="2880"/>
+        <w:gridCol w:w="2880"/>
+      </w:tblGrid>
+      <w:tr>
+        <w:tc>
+          <w:tcPr>
+            <w:tcW w:type="dxa" w:w="2880"/>
+          </w:tcPr>
+          <w:p>
+            <w:r>
+              <w:t>Test ID</w:t>
+            </w:r>
+          </w:p>
+        </w:tc>
+        <w:tc>
+          <w:tcPr>
+            <w:tcW w:type="dxa" w:w="2880"/>
+          </w:tcPr>
+          <w:p>
+            <w:r>
+              <w:t>Scenario</w:t>
+            </w:r>
+          </w:p>
+        </w:tc>
+        <w:tc>
+          <w:tcPr>
+            <w:tcW w:type="dxa" w:w="2880"/>
+          </w:tcPr>
+          <w:p>
+            <w:r>
+              <w:t>Expected</w:t>
             </w:r>
           </w:p>
         </w:tc>
@@ -371,7 +2324,7 @@
           </w:tcPr>
           <w:p>
             <w:r>
-              <w:t>State Validation</w:t>
+              <w:t>GQ-REG-001</w:t>
             </w:r>
           </w:p>
         </w:tc>
@@ -381,7 +2334,7 @@
           </w:tcPr>
           <w:p>
             <w:r>
-              <w:t>Pydantic</w:t>
+              <w:t>Collect 3 crystals</w:t>
             </w:r>
           </w:p>
         </w:tc>
@@ -391,7 +2344,7 @@
           </w:tcPr>
           <w:p>
             <w:r>
-              <w:t>≥ 2.0.0</w:t>
+              <w:t>Quest completes</w:t>
             </w:r>
           </w:p>
         </w:tc>
@@ -403,7 +2356,7 @@
           </w:tcPr>
           <w:p>
             <w:r>
-              <w:t>Documents</w:t>
+              <w:t>GQ-REG-002</w:t>
             </w:r>
           </w:p>
         </w:tc>
@@ -413,7 +2366,7 @@
           </w:tcPr>
           <w:p>
             <w:r>
-              <w:t>python-pptx, python-docx</w:t>
+              <w:t>Collect 2 crystals</w:t>
             </w:r>
           </w:p>
         </w:tc>
@@ -423,7 +2376,416 @@
           </w:tcPr>
           <w:p>
             <w:r>
-              <w:t>latest</w:t>
+              <w:t>Quest incomplete</w:t>
+            </w:r>
+          </w:p>
+        </w:tc>
+      </w:tr>
+      <w:tr>
+        <w:tc>
+          <w:tcPr>
+            <w:tcW w:type="dxa" w:w="2880"/>
+          </w:tcPr>
+          <w:p>
+            <w:r>
+              <w:t>GQ-REG-003</w:t>
+            </w:r>
+          </w:p>
+        </w:tc>
+        <w:tc>
+          <w:tcPr>
+            <w:tcW w:type="dxa" w:w="2880"/>
+          </w:tcPr>
+          <w:p>
+            <w:r>
+              <w:t>Collect 4th crystal</w:t>
+            </w:r>
+          </w:p>
+        </w:tc>
+        <w:tc>
+          <w:tcPr>
+            <w:tcW w:type="dxa" w:w="2880"/>
+          </w:tcPr>
+          <w:p>
+            <w:r>
+              <w:t>State stays stable</w:t>
+            </w:r>
+          </w:p>
+        </w:tc>
+      </w:tr>
+      <w:tr>
+        <w:tc>
+          <w:tcPr>
+            <w:tcW w:type="dxa" w:w="2880"/>
+          </w:tcPr>
+          <w:p>
+            <w:r>
+              <w:t>GQ-REG-004</w:t>
+            </w:r>
+          </w:p>
+        </w:tc>
+        <w:tc>
+          <w:tcPr>
+            <w:tcW w:type="dxa" w:w="2880"/>
+          </w:tcPr>
+          <w:p>
+            <w:r>
+              <w:t>NPC first, no crystals</w:t>
+            </w:r>
+          </w:p>
+        </w:tc>
+        <w:tc>
+          <w:tcPr>
+            <w:tcW w:type="dxa" w:w="2880"/>
+          </w:tcPr>
+          <w:p>
+            <w:r>
+              <w:t>Requirement unmet</w:t>
+            </w:r>
+          </w:p>
+        </w:tc>
+      </w:tr>
+    </w:tbl>
+    <w:p>
+      <w:r>
+        <w:rPr>
+          <w:b w:val="0"/>
+          <w:sz w:val="22"/>
+        </w:rPr>
+        <w:t>Test execution: Same tests against buggy simulator (expected FAIL) and corrected simulator (expected PASS).</w:t>
+      </w:r>
+    </w:p>
+    <w:p>
+      <w:pPr>
+        <w:pStyle w:val="Heading2"/>
+      </w:pPr>
+      <w:r>
+        <w:t>Agent 5 — Verification Critic</w:t>
+      </w:r>
+    </w:p>
+    <w:p>
+      <w:r>
+        <w:rPr>
+          <w:b w:val="0"/>
+          <w:sz w:val="22"/>
+        </w:rPr>
+        <w:t>Entry function: verify_investigation(state)</w:t>
+      </w:r>
+    </w:p>
+    <w:p>
+      <w:r>
+        <w:rPr>
+          <w:b/>
+          <w:sz w:val="22"/>
+        </w:rPr>
+        <w:t>Output Contract — CriticVerdict:</w:t>
+      </w:r>
+    </w:p>
+    <w:p>
+      <w:r>
+        <w:rPr>
+          <w:b w:val="0"/>
+          <w:sz w:val="20"/>
+        </w:rPr>
+        <w:t>{</w:t>
+        <w:br/>
+        <w:t xml:space="preserve">  "status": "NEEDS_REVIEW",</w:t>
+        <w:br/>
+        <w:t xml:space="preserve">  "evidence_consistent": true,</w:t>
+        <w:br/>
+        <w:t xml:space="preserve">  "root_cause_confirmed": false,</w:t>
+        <w:br/>
+        <w:t xml:space="preserve">  "test_results_acceptable": false,</w:t>
+        <w:br/>
+        <w:t xml:space="preserve">  "issues": ["Observed mismatch is supported", "Internal root cause not yet confirmed"],</w:t>
+        <w:br/>
+        <w:t xml:space="preserve">  "next_action": "Investigate quest-state update handler"</w:t>
+        <w:br/>
+        <w:t>}</w:t>
+      </w:r>
+    </w:p>
+    <w:p>
+      <w:pPr>
+        <w:pStyle w:val="Heading1"/>
+      </w:pPr>
+      <w:r>
+        <w:t>End-to-End Walkthrough: Case GQ-001</w:t>
+      </w:r>
+    </w:p>
+    <w:p>
+      <w:pPr>
+        <w:pStyle w:val="ListBullet"/>
+      </w:pPr>
+      <w:r>
+        <w:t>Planner: Plan — collect 3 crystals, then talk to NPC. Expect crystals=3 and quest completed.</w:t>
+      </w:r>
+    </w:p>
+    <w:p>
+      <w:pPr>
+        <w:pStyle w:val="ListBullet"/>
+      </w:pPr>
+      <w:r>
+        <w:t>Reproduction: Observed — inventory 3, quest active, NPC still asks for crystals. Status: REPRODUCED.</w:t>
+      </w:r>
+    </w:p>
+    <w:p>
+      <w:pPr>
+        <w:pStyle w:val="ListBullet"/>
+      </w:pPr>
+      <w:r>
+        <w:t>Investigator: Fact — mismatch confirmed. H1: quest state not updated, medium confidence.</w:t>
+      </w:r>
+    </w:p>
+    <w:p>
+      <w:pPr>
+        <w:pStyle w:val="ListBullet"/>
+      </w:pPr>
+      <w:r>
+        <w:t>Test Generator: GQ-REG-001 expected to FAIL on buggy, PASS on corrected mode.</w:t>
+      </w:r>
+    </w:p>
+    <w:p>
+      <w:pPr>
+        <w:pStyle w:val="ListBullet"/>
+      </w:pPr>
+      <w:r>
+        <w:t>Critic: Mismatch supported, root cause not confirmed. NEEDS_REVIEW: inspect update handler.</w:t>
+      </w:r>
+    </w:p>
+    <w:p>
+      <w:pPr>
+        <w:pStyle w:val="ListBullet"/>
+      </w:pPr>
+      <w:r>
+        <w:t>Final report: reproduction steps, traces, ranked hypotheses, tests, verdict and limitations.</w:t>
+      </w:r>
+    </w:p>
+    <w:p>
+      <w:pPr>
+        <w:pStyle w:val="Heading1"/>
+      </w:pPr>
+      <w:r>
+        <w:t>Feasibility and Evaluation</w:t>
+      </w:r>
+    </w:p>
+    <w:p>
+      <w:r>
+        <w:rPr>
+          <w:b w:val="0"/>
+          <w:sz w:val="22"/>
+        </w:rPr>
+        <w:t>The project will use Python, Streamlit, LangGraph, and a synthetic quest simulator. A controlled environment makes it possible to demonstrate the entire investigation workflow without developing a full video game or integrating a commercial game engine.</w:t>
+      </w:r>
+    </w:p>
+    <w:p>
+      <w:r>
+        <w:rPr>
+          <w:b/>
+          <w:sz w:val="22"/>
+        </w:rPr>
+        <w:t>Evaluation Criteria:</w:t>
+      </w:r>
+    </w:p>
+    <w:p>
+      <w:pPr>
+        <w:pStyle w:val="ListBullet"/>
+      </w:pPr>
+      <w:r>
+        <w:t>Reproduction correctness: is the reported defect recreated?</w:t>
+      </w:r>
+    </w:p>
+    <w:p>
+      <w:pPr>
+        <w:pStyle w:val="ListBullet"/>
+      </w:pPr>
+      <w:r>
+        <w:t>Hypothesis relevance: do ranked causes fit the evidence?</w:t>
+      </w:r>
+    </w:p>
+    <w:p>
+      <w:pPr>
+        <w:pStyle w:val="ListBullet"/>
+      </w:pPr>
+      <w:r>
+        <w:t>Test results: do tests fail on buggy and pass on corrected?</w:t>
+      </w:r>
+    </w:p>
+    <w:p>
+      <w:pPr>
+        <w:pStyle w:val="ListBullet"/>
+      </w:pPr>
+      <w:r>
+        <w:t>Verdict consistency: is the final verdict stable across runs?</w:t>
+      </w:r>
+    </w:p>
+    <w:p>
+      <w:pPr>
+        <w:pStyle w:val="Heading2"/>
+      </w:pPr>
+      <w:r>
+        <w:t>Technology Stack</w:t>
+      </w:r>
+    </w:p>
+    <w:tbl>
+      <w:tblPr>
+        <w:tblStyle w:val="LightGrid-Accent1"/>
+        <w:tblW w:type="auto" w:w="0"/>
+        <w:tblLook w:firstColumn="1" w:firstRow="1" w:lastColumn="0" w:lastRow="0" w:noHBand="0" w:noVBand="1" w:val="04A0"/>
+      </w:tblPr>
+      <w:tblGrid>
+        <w:gridCol w:w="4320"/>
+        <w:gridCol w:w="4320"/>
+      </w:tblGrid>
+      <w:tr>
+        <w:tc>
+          <w:tcPr>
+            <w:tcW w:type="dxa" w:w="4320"/>
+          </w:tcPr>
+          <w:p>
+            <w:r>
+              <w:t>Technology</w:t>
+            </w:r>
+          </w:p>
+        </w:tc>
+        <w:tc>
+          <w:tcPr>
+            <w:tcW w:type="dxa" w:w="4320"/>
+          </w:tcPr>
+          <w:p>
+            <w:r>
+              <w:t>Purpose</w:t>
+            </w:r>
+          </w:p>
+        </w:tc>
+      </w:tr>
+      <w:tr>
+        <w:tc>
+          <w:tcPr>
+            <w:tcW w:type="dxa" w:w="4320"/>
+          </w:tcPr>
+          <w:p>
+            <w:r>
+              <w:t>Python 3.10+</w:t>
+            </w:r>
+          </w:p>
+        </w:tc>
+        <w:tc>
+          <w:tcPr>
+            <w:tcW w:type="dxa" w:w="4320"/>
+          </w:tcPr>
+          <w:p>
+            <w:r>
+              <w:t>Core language</w:t>
+            </w:r>
+          </w:p>
+        </w:tc>
+      </w:tr>
+      <w:tr>
+        <w:tc>
+          <w:tcPr>
+            <w:tcW w:type="dxa" w:w="4320"/>
+          </w:tcPr>
+          <w:p>
+            <w:r>
+              <w:t>LangGraph</w:t>
+            </w:r>
+          </w:p>
+        </w:tc>
+        <w:tc>
+          <w:tcPr>
+            <w:tcW w:type="dxa" w:w="4320"/>
+          </w:tcPr>
+          <w:p>
+            <w:r>
+              <w:t>Workflow orchestration (StateGraph, conditional edges)</w:t>
+            </w:r>
+          </w:p>
+        </w:tc>
+      </w:tr>
+      <w:tr>
+        <w:tc>
+          <w:tcPr>
+            <w:tcW w:type="dxa" w:w="4320"/>
+          </w:tcPr>
+          <w:p>
+            <w:r>
+              <w:t>Streamlit</w:t>
+            </w:r>
+          </w:p>
+        </w:tc>
+        <w:tc>
+          <w:tcPr>
+            <w:tcW w:type="dxa" w:w="4320"/>
+          </w:tcPr>
+          <w:p>
+            <w:r>
+              <w:t>Interactive web interface</w:t>
+            </w:r>
+          </w:p>
+        </w:tc>
+      </w:tr>
+      <w:tr>
+        <w:tc>
+          <w:tcPr>
+            <w:tcW w:type="dxa" w:w="4320"/>
+          </w:tcPr>
+          <w:p>
+            <w:r>
+              <w:t>Pydantic</w:t>
+            </w:r>
+          </w:p>
+        </w:tc>
+        <w:tc>
+          <w:tcPr>
+            <w:tcW w:type="dxa" w:w="4320"/>
+          </w:tcPr>
+          <w:p>
+            <w:r>
+              <w:t>State and contract validation</w:t>
+            </w:r>
+          </w:p>
+        </w:tc>
+      </w:tr>
+      <w:tr>
+        <w:tc>
+          <w:tcPr>
+            <w:tcW w:type="dxa" w:w="4320"/>
+          </w:tcPr>
+          <w:p>
+            <w:r>
+              <w:t>LangChain (optional)</w:t>
+            </w:r>
+          </w:p>
+        </w:tc>
+        <w:tc>
+          <w:tcPr>
+            <w:tcW w:type="dxa" w:w="4320"/>
+          </w:tcPr>
+          <w:p>
+            <w:r>
+              <w:t>LLM integration for hypothesis drafting</w:t>
+            </w:r>
+          </w:p>
+        </w:tc>
+      </w:tr>
+      <w:tr>
+        <w:tc>
+          <w:tcPr>
+            <w:tcW w:type="dxa" w:w="4320"/>
+          </w:tcPr>
+          <w:p>
+            <w:r>
+              <w:t>pytest</w:t>
+            </w:r>
+          </w:p>
+        </w:tc>
+        <w:tc>
+          <w:tcPr>
+            <w:tcW w:type="dxa" w:w="4320"/>
+          </w:tcPr>
+          <w:p>
+            <w:r>
+              <w:t>Automated testing framework</w:t>
             </w:r>
           </w:p>
         </w:tc>
@@ -434,53 +2796,47 @@
         <w:pStyle w:val="Heading1"/>
       </w:pPr>
       <w:r>
-        <w:t>5. System Architecture</w:t>
-      </w:r>
-    </w:p>
-    <w:p>
-      <w:r>
-        <w:rPr>
-          <w:b w:val="0"/>
-          <w:sz w:val="22"/>
-        </w:rPr>
-        <w:t>The system uses a LangGraph StateGraph with 7 nodes (5 agents + 2 terminal nodes), 5 normal edges for sequential processing, and 1 conditional edge with 3 branches for decision routing.</w:t>
+        <w:t>Limitations</w:t>
       </w:r>
     </w:p>
     <w:p>
       <w:pPr>
-        <w:pStyle w:val="Heading2"/>
+        <w:pStyle w:val="ListBullet"/>
       </w:pPr>
       <w:r>
-        <w:t>5.1 Graph Structure</w:t>
-      </w:r>
-    </w:p>
-    <w:p>
-      <w:r>
-        <w:rPr>
-          <w:b w:val="0"/>
-          <w:sz w:val="20"/>
-        </w:rPr>
-        <w:t>START → bug_detector → root_cause_analyzer → fix_generator → test_verifier → decision_agent → {fix_success | retry_fix | human_review} → END</w:t>
-        <w:br/>
-        <w:br/>
-        <w:t>The retry_fix branch loops back to fix_generator, creating a controlled retry mechanism with a configurable maximum attempt count (default: 3).</w:t>
+        <w:t>Deterministic agents only in the PoC — no real LLM integration by default.</w:t>
       </w:r>
     </w:p>
     <w:p>
       <w:pPr>
-        <w:pStyle w:val="Heading2"/>
+        <w:pStyle w:val="ListBullet"/>
       </w:pPr>
       <w:r>
-        <w:t>5.2 State Schema</w:t>
+        <w:t>Handles one predefined quest-state bug; not generalised to arbitrary bugs.</w:t>
       </w:r>
     </w:p>
     <w:p>
+      <w:pPr>
+        <w:pStyle w:val="ListBullet"/>
+      </w:pPr>
       <w:r>
-        <w:rPr>
-          <w:b w:val="0"/>
-          <w:sz w:val="22"/>
-        </w:rPr>
-        <w:t>The PipelineState TypedDict carries all data between nodes, organised into groups: Input (bug_report, source_code, test_file), Detection (bug_type, severity, confidence), Root Cause (explanation, faulty_condition), Fix (original_code, fixed_code, diff), Testing (baseline and post-fix results), Decision (route, attempts, review_reasons), and Final (status, outcome, workflow_history).</w:t>
+        <w:t>Synthetic simulator, not a real game engine.</w:t>
+      </w:r>
+    </w:p>
+    <w:p>
+      <w:pPr>
+        <w:pStyle w:val="ListBullet"/>
+      </w:pPr>
+      <w:r>
+        <w:t>Speed and accuracy gains claimed only if measured during evaluation.</w:t>
+      </w:r>
+    </w:p>
+    <w:p>
+      <w:pPr>
+        <w:pStyle w:val="ListBullet"/>
+      </w:pPr>
+      <w:r>
+        <w:t>Illustrative outputs labelled as design expectations, not measured results.</w:t>
       </w:r>
     </w:p>
     <w:p>
@@ -488,251 +2844,7 @@
         <w:pStyle w:val="Heading1"/>
       </w:pPr>
       <w:r>
-        <w:t>6. Agent Responsibilities</w:t>
-      </w:r>
-    </w:p>
-    <w:p>
-      <w:pPr>
-        <w:pStyle w:val="Heading2"/>
-      </w:pPr>
-      <w:r>
-        <w:t>6.1 Bug Detector</w:t>
-      </w:r>
-    </w:p>
-    <w:p>
-      <w:r>
-        <w:rPr>
-          <w:b w:val="0"/>
-          <w:sz w:val="22"/>
-        </w:rPr>
-        <w:t>Inspects source code using regex-based pattern matching. Identifies suspicious patterns (missing boundary checks, absent state transitions) and classifies the bug with type, severity, and confidence.</w:t>
-      </w:r>
-    </w:p>
-    <w:p>
-      <w:pPr>
-        <w:pStyle w:val="Heading2"/>
-      </w:pPr>
-      <w:r>
-        <w:t>6.2 Root Cause Analyser</w:t>
-      </w:r>
-    </w:p>
-    <w:p>
-      <w:r>
-        <w:rPr>
-          <w:b w:val="0"/>
-          <w:sz w:val="22"/>
-        </w:rPr>
-        <w:t>Explains why the detected bug occurs by tracing the relevant function and control flow. Identifies the specific faulty condition and recommends a minimal corrective change.</w:t>
-      </w:r>
-    </w:p>
-    <w:p>
-      <w:pPr>
-        <w:pStyle w:val="Heading2"/>
-      </w:pPr>
-      <w:r>
-        <w:t>6.3 Fix Generator</w:t>
-      </w:r>
-    </w:p>
-    <w:p>
-      <w:r>
-        <w:rPr>
-          <w:b w:val="0"/>
-          <w:sz w:val="22"/>
-        </w:rPr>
-        <w:t>Produces a minimal string-replacement patch targeting the identified root cause. Generates a unified diff for review. Never modifies the original source file.</w:t>
-      </w:r>
-    </w:p>
-    <w:p>
-      <w:pPr>
-        <w:pStyle w:val="Heading2"/>
-      </w:pPr>
-      <w:r>
-        <w:t>6.4 Test Verifier</w:t>
-      </w:r>
-    </w:p>
-    <w:p>
-      <w:r>
-        <w:rPr>
-          <w:b w:val="0"/>
-          <w:sz w:val="22"/>
-        </w:rPr>
-        <w:t>Copies the project to an isolated temporary directory. Runs pytest before (baseline) and after (post-fix) applying the patch. Returns structured pass/fail results with captured output.</w:t>
-      </w:r>
-    </w:p>
-    <w:p>
-      <w:pPr>
-        <w:pStyle w:val="Heading2"/>
-      </w:pPr>
-      <w:r>
-        <w:t>6.5 Decision Agent</w:t>
-      </w:r>
-    </w:p>
-    <w:p>
-      <w:r>
-        <w:rPr>
-          <w:b w:val="0"/>
-          <w:sz w:val="22"/>
-        </w:rPr>
-        <w:t>Evaluates test results using deterministic rules. Routes to success if tests pass, retry if attempts remain, or human review if retries are exhausted or a safety concern exists.</w:t>
-      </w:r>
-    </w:p>
-    <w:p>
-      <w:pPr>
-        <w:pStyle w:val="Heading1"/>
-      </w:pPr>
-      <w:r>
-        <w:t>7. Sample Game Bugs</w:t>
-      </w:r>
-    </w:p>
-    <w:p>
-      <w:pPr>
-        <w:pStyle w:val="Heading2"/>
-      </w:pPr>
-      <w:r>
-        <w:t>BUG-001: Player Health Can Become Negative</w:t>
-      </w:r>
-    </w:p>
-    <w:p>
-      <w:r>
-        <w:rPr>
-          <w:b w:val="0"/>
-          <w:sz w:val="22"/>
-        </w:rPr>
-        <w:t>File: game_project/player.py</w:t>
-        <w:br/>
-        <w:t>Function: Player.take_damage</w:t>
-        <w:br/>
-        <w:t>Issue: Health is reduced without a lower-bound clamp.</w:t>
-        <w:br/>
-        <w:t>Fix: self.health = max(0, self.health - amount)</w:t>
-      </w:r>
-    </w:p>
-    <w:p>
-      <w:pPr>
-        <w:pStyle w:val="Heading2"/>
-      </w:pPr>
-      <w:r>
-        <w:t>BUG-002: Inventory Exceeds Maximum Capacity</w:t>
-      </w:r>
-    </w:p>
-    <w:p>
-      <w:r>
-        <w:rPr>
-          <w:b w:val="0"/>
-          <w:sz w:val="22"/>
-        </w:rPr>
-        <w:t>File: game_project/inventory.py</w:t>
-        <w:br/>
-        <w:t>Function: Inventory.add_item</w:t>
-        <w:br/>
-        <w:t>Issue: Items are appended without checking capacity.</w:t>
-        <w:br/>
-        <w:t>Fix: if len(self.items) &gt;= self.capacity: return False</w:t>
-      </w:r>
-    </w:p>
-    <w:p>
-      <w:pPr>
-        <w:pStyle w:val="Heading2"/>
-      </w:pPr>
-      <w:r>
-        <w:t>BUG-003: Enemy AI State Does Not Reset</w:t>
-      </w:r>
-    </w:p>
-    <w:p>
-      <w:r>
-        <w:rPr>
-          <w:b w:val="0"/>
-          <w:sz w:val="22"/>
-        </w:rPr>
-        <w:t>File: game_project/enemy_ai.py</w:t>
-        <w:br/>
-        <w:t>Function: EnemyAI.update</w:t>
-        <w:br/>
-        <w:t>Issue: Missing else branch to reset state to IDLE.</w:t>
-        <w:br/>
-        <w:t>Fix: else: self.state = self.IDLE</w:t>
-      </w:r>
-    </w:p>
-    <w:p>
-      <w:pPr>
-        <w:pStyle w:val="Heading1"/>
-      </w:pPr>
-      <w:r>
-        <w:t>8. Testing Methodology &amp; Results</w:t>
-      </w:r>
-    </w:p>
-    <w:p>
-      <w:r>
-        <w:rPr>
-          <w:b w:val="0"/>
-          <w:sz w:val="22"/>
-        </w:rPr>
-        <w:t>The test suite consists of 22 tests across 4 test files:</w:t>
-        <w:br/>
-        <w:br/>
-        <w:t>• test_health.py (6 tests): 2 fail on buggy code, 4 regression tests</w:t>
-        <w:br/>
-        <w:t>• test_inventory.py (5 tests): 1 fails on buggy code, 4 regression tests</w:t>
-        <w:br/>
-        <w:t>• test_enemy_ai.py (5 tests): 1 fails on buggy code, 4 regression tests</w:t>
-        <w:br/>
-        <w:t>• test_workflow.py (6 tests): full pipeline integration tests</w:t>
-        <w:br/>
-        <w:br/>
-        <w:t>Results:</w:t>
-        <w:br/>
-        <w:t>• Game tests against buggy code: 4 FAILED, 12 PASSED (confirms bugs exist)</w:t>
-        <w:br/>
-        <w:t>• Pipeline integration tests: 6 PASSED (confirms fixes work)</w:t>
-        <w:br/>
-        <w:t>• All tests pass after patches are applied in isolated temp directories</w:t>
-        <w:br/>
-        <w:t>• Original source files remain unchanged after pipeline execution</w:t>
-      </w:r>
-    </w:p>
-    <w:p>
-      <w:pPr>
-        <w:pStyle w:val="Heading1"/>
-      </w:pPr>
-      <w:r>
-        <w:t>9. Patch Safety &amp; Human-in-the-Loop Design</w:t>
-      </w:r>
-    </w:p>
-    <w:p>
-      <w:r>
-        <w:rPr>
-          <w:b w:val="0"/>
-          <w:sz w:val="22"/>
-        </w:rPr>
-        <w:t>Safety is implemented at multiple levels:</w:t>
-        <w:br/>
-        <w:br/>
-        <w:t>• Patches are applied only to temporary copies of source files.</w:t>
-        <w:br/>
-        <w:t>• Original project files are never modified by the pipeline.</w:t>
-        <w:br/>
-        <w:t>• Tests run in a subprocess with a 30-second timeout.</w:t>
-        <w:br/>
-        <w:t>• No arbitrary shell commands are executed.</w:t>
-        <w:br/>
-        <w:t>• Path traversal in patch targets is not possible.</w:t>
-        <w:br/>
-        <w:t>• The Decision Agent uses deterministic rules for safety-critical routing.</w:t>
-        <w:br/>
-        <w:t>• Failed fixes are retried up to a configurable maximum.</w:t>
-        <w:br/>
-        <w:t>• Unresolved cases are escalated to human review.</w:t>
-        <w:br/>
-        <w:br/>
-        <w:t>Note: This is a controlled proof of concept, not a fully sandboxed production security system.</w:t>
-      </w:r>
-    </w:p>
-    <w:p>
-      <w:pPr>
-        <w:pStyle w:val="Heading1"/>
-      </w:pPr>
-      <w:r>
-        <w:t>10. Limitations</w:t>
+        <w:t>Future Scope</w:t>
       </w:r>
     </w:p>
     <w:p>
@@ -740,7 +2852,7 @@
         <w:pStyle w:val="ListBullet"/>
       </w:pPr>
       <w:r>
-        <w:t>Deterministic agents only — no real LLM integration in the demo.</w:t>
+        <w:t>LLM-powered hypothesis generation and explanation via LangChain.</w:t>
       </w:r>
     </w:p>
     <w:p>
@@ -748,7 +2860,7 @@
         <w:pStyle w:val="ListBullet"/>
       </w:pPr>
       <w:r>
-        <w:t>Handles predefined bug patterns; not generalised to arbitrary bugs.</w:t>
+        <w:t>Checkpointing and human-in-the-loop approval.</w:t>
       </w:r>
     </w:p>
     <w:p>
@@ -756,7 +2868,7 @@
         <w:pStyle w:val="ListBullet"/>
       </w:pPr>
       <w:r>
-        <w:t>Single-file patches only; no multi-file support.</w:t>
+        <w:t>Memory of past investigations for retrieval of similar bugs.</w:t>
       </w:r>
     </w:p>
     <w:p>
@@ -764,7 +2876,7 @@
         <w:pStyle w:val="ListBullet"/>
       </w:pPr>
       <w:r>
-        <w:t>No real game engine integration.</w:t>
+        <w:t>Multiple bug classes beyond quest state.</w:t>
       </w:r>
     </w:p>
     <w:p>
@@ -772,7 +2884,7 @@
         <w:pStyle w:val="ListBullet"/>
       </w:pPr>
       <w:r>
-        <w:t>Not a production security sandbox.</w:t>
+        <w:t>Real engine logs and CI/CD pipeline integration.</w:t>
       </w:r>
     </w:p>
     <w:p>
@@ -780,96 +2892,7 @@
         <w:pStyle w:val="ListBullet"/>
       </w:pPr>
       <w:r>
-        <w:t>Confidence scores are demonstration values, not statistically validated.</w:t>
-      </w:r>
-    </w:p>
-    <w:p>
-      <w:pPr>
-        <w:pStyle w:val="Heading1"/>
-      </w:pPr>
-      <w:r>
-        <w:t>11. Future Scope</w:t>
-      </w:r>
-    </w:p>
-    <w:p>
-      <w:pPr>
-        <w:pStyle w:val="ListBullet"/>
-      </w:pPr>
-      <w:r>
-        <w:t>LLM-powered bug detection and patch generation with schema validation.</w:t>
-      </w:r>
-    </w:p>
-    <w:p>
-      <w:pPr>
-        <w:pStyle w:val="ListBullet"/>
-      </w:pPr>
-      <w:r>
-        <w:t>Support for multiple programming languages and game engines.</w:t>
-      </w:r>
-    </w:p>
-    <w:p>
-      <w:pPr>
-        <w:pStyle w:val="ListBullet"/>
-      </w:pPr>
-      <w:r>
-        <w:t>Multi-file and cross-module patch generation.</w:t>
-      </w:r>
-    </w:p>
-    <w:p>
-      <w:pPr>
-        <w:pStyle w:val="ListBullet"/>
-      </w:pPr>
-      <w:r>
-        <w:t>Persistent audit logs and review decision tracking.</w:t>
-      </w:r>
-    </w:p>
-    <w:p>
-      <w:pPr>
-        <w:pStyle w:val="ListBullet"/>
-      </w:pPr>
-      <w:r>
-        <w:t>Configurable risk policies and approval workflows.</w:t>
-      </w:r>
-    </w:p>
-    <w:p>
-      <w:pPr>
-        <w:pStyle w:val="ListBullet"/>
-      </w:pPr>
-      <w:r>
-        <w:t>Integration with CI/CD pipelines for automated regression testing.</w:t>
-      </w:r>
-    </w:p>
-    <w:p>
-      <w:pPr>
-        <w:pStyle w:val="ListBullet"/>
-      </w:pPr>
-      <w:r>
-        <w:t>Visual diff viewer with syntax highlighting.</w:t>
-      </w:r>
-    </w:p>
-    <w:p>
-      <w:pPr>
-        <w:pStyle w:val="ListBullet"/>
-      </w:pPr>
-      <w:r>
-        <w:t>PDF/image bug report support with OCR.</w:t>
-      </w:r>
-    </w:p>
-    <w:p>
-      <w:pPr>
-        <w:pStyle w:val="Heading1"/>
-      </w:pPr>
-      <w:r>
-        <w:t>12. Conclusion</w:t>
-      </w:r>
-    </w:p>
-    <w:p>
-      <w:r>
-        <w:rPr>
-          <w:b w:val="0"/>
-          <w:sz w:val="22"/>
-        </w:rPr>
-        <w:t>This proof of concept successfully demonstrates that agentic AI, orchestrated through LangGraph, can effectively structure the game-debugging workflow into specialised, coordinated agents. The pipeline detects all three demo bugs with high confidence, generates correct patches, verifies them through automated testing, and routes results through conditional logic including retry loops and human-review escalation. The system runs without any API key, uses safe patch application practices, and provides transparent results through an interactive Streamlit interface.</w:t>
+        <w:t>Measured time-to-diagnosis benchmarks.</w:t>
       </w:r>
     </w:p>
     <w:p>
@@ -878,6 +2901,14 @@
       </w:pPr>
       <w:r>
         <w:t>References</w:t>
+      </w:r>
+    </w:p>
+    <w:p>
+      <w:pPr>
+        <w:pStyle w:val="ListBullet"/>
+      </w:pPr>
+      <w:r>
+        <w:t>GitHub Repository — https://github.com/meetshah141106/GameQuest-AI.git</w:t>
       </w:r>
     </w:p>
     <w:p>
